--- a/任务4-v2.docx
+++ b/任务4-v2.docx
@@ -158,14 +158,15 @@
         <w:keepNext/>
         <w:keepLines/>
         <w:widowControl/>
-        <w:spacing w:afterLines="50" w:after="156" w:line="360" w:lineRule="auto"/>
-        <w:outlineLvl w:val="1"/>
-        <w:rPr>
-          <w:rFonts w:ascii="Times New Roman" w:eastAsia="宋体" w:hAnsi="Times New Roman" w:cs="宋体"/>
-          <w:b/>
-          <w:bCs/>
-          <w:sz w:val="30"/>
-          <w:szCs w:val="30"/>
+        <w:spacing w:after="10" w:line="360" w:lineRule="auto"/>
+        <w:jc w:val="both"/>
+        <w:outlineLvl w:val="2"/>
+        <w:rPr>
+          <w:rFonts w:ascii="Times New Roman" w:eastAsia="宋体" w:hAnsi="Times New Roman" w:cs="宋体"/>
+          <w:b/>
+          <w:bCs/>
+          <w:sz w:val="28"/>
+          <w:szCs w:val="28"/>
           <w14:ligatures w14:val="none"/>
         </w:rPr>
       </w:pPr>
@@ -225,163 +226,6 @@
           <w14:ligatures w14:val="none"/>
         </w:rPr>
         <w:t>判模型轻量化架构设计</w:t>
-      </w:r>
-    </w:p>
-    <w:p>
-      <w:pPr>
-        <w:keepNext/>
-        <w:keepLines/>
-        <w:widowControl/>
-        <w:spacing w:afterLines="50" w:after="156" w:line="360" w:lineRule="auto"/>
-        <w:outlineLvl w:val="1"/>
-        <w:rPr>
-          <w:rFonts w:ascii="Times New Roman" w:eastAsia="宋体" w:hAnsi="Times New Roman" w:cs="宋体" w:hint="eastAsia"/>
-          <w:b/>
-          <w:bCs/>
-          <w:sz w:val="28"/>
-          <w:szCs w:val="28"/>
-          <w14:ligatures w14:val="none"/>
-        </w:rPr>
-      </w:pPr>
-      <w:r>
-        <w:rPr>
-          <w:rFonts w:ascii="Times New Roman" w:eastAsia="宋体" w:hAnsi="Times New Roman" w:cs="宋体"/>
-          <w:b/>
-          <w:bCs/>
-          <w:sz w:val="28"/>
-          <w:szCs w:val="28"/>
-          <w14:ligatures w14:val="none"/>
-        </w:rPr>
-        <w:t>4.1.2</w:t>
-      </w:r>
-      <w:r>
-        <w:rPr>
-          <w:rFonts w:ascii="Times New Roman" w:eastAsia="宋体" w:hAnsi="Times New Roman" w:cs="宋体"/>
-          <w:b/>
-          <w:bCs/>
-          <w:sz w:val="28"/>
-          <w:szCs w:val="28"/>
-          <w14:ligatures w14:val="none"/>
-        </w:rPr>
-        <w:t xml:space="preserve"> </w:t>
-      </w:r>
-      <w:r>
-        <w:rPr>
-          <w:rFonts w:ascii="Times New Roman" w:eastAsia="宋体" w:hAnsi="Times New Roman" w:cs="宋体" w:hint="eastAsia"/>
-          <w:b/>
-          <w:bCs/>
-          <w:sz w:val="28"/>
-          <w:szCs w:val="28"/>
-          <w14:ligatures w14:val="none"/>
-        </w:rPr>
-        <w:t>基于</w:t>
-      </w:r>
-      <w:r>
-        <w:rPr>
-          <w:rFonts w:ascii="Times New Roman" w:eastAsia="宋体" w:hAnsi="Times New Roman" w:cs="宋体" w:hint="eastAsia"/>
-          <w:b/>
-          <w:bCs/>
-          <w:sz w:val="28"/>
-          <w:szCs w:val="28"/>
-          <w14:ligatures w14:val="none"/>
-        </w:rPr>
-        <w:t>多策略协同</w:t>
-      </w:r>
-      <w:r>
-        <w:rPr>
-          <w:rFonts w:ascii="Times New Roman" w:eastAsia="宋体" w:hAnsi="Times New Roman" w:cs="宋体" w:hint="eastAsia"/>
-          <w:b/>
-          <w:bCs/>
-          <w:sz w:val="28"/>
-          <w:szCs w:val="28"/>
-          <w14:ligatures w14:val="none"/>
-        </w:rPr>
-        <w:t>的</w:t>
-      </w:r>
-      <w:proofErr w:type="gramStart"/>
-      <w:r>
-        <w:rPr>
-          <w:rFonts w:ascii="Times New Roman" w:eastAsia="宋体" w:hAnsi="Times New Roman" w:cs="宋体" w:hint="eastAsia"/>
-          <w:b/>
-          <w:bCs/>
-          <w:sz w:val="28"/>
-          <w:szCs w:val="28"/>
-          <w14:ligatures w14:val="none"/>
-        </w:rPr>
-        <w:t>研</w:t>
-      </w:r>
-      <w:proofErr w:type="gramEnd"/>
-      <w:r>
-        <w:rPr>
-          <w:rFonts w:ascii="Times New Roman" w:eastAsia="宋体" w:hAnsi="Times New Roman" w:cs="宋体" w:hint="eastAsia"/>
-          <w:b/>
-          <w:bCs/>
-          <w:sz w:val="28"/>
-          <w:szCs w:val="28"/>
-          <w14:ligatures w14:val="none"/>
-        </w:rPr>
-        <w:t>判模型压缩方法</w:t>
-      </w:r>
-    </w:p>
-    <w:p>
-      <w:pPr>
-        <w:keepNext/>
-        <w:keepLines/>
-        <w:widowControl/>
-        <w:spacing w:afterLines="50" w:after="156" w:line="360" w:lineRule="auto"/>
-        <w:outlineLvl w:val="1"/>
-        <w:rPr>
-          <w:rFonts w:ascii="Times New Roman" w:eastAsia="宋体" w:hAnsi="Times New Roman" w:cs="宋体"/>
-          <w:b/>
-          <w:bCs/>
-          <w:sz w:val="30"/>
-          <w:szCs w:val="30"/>
-          <w14:ligatures w14:val="none"/>
-        </w:rPr>
-      </w:pPr>
-      <w:r>
-        <w:rPr>
-          <w:rFonts w:ascii="Times New Roman" w:eastAsia="宋体" w:hAnsi="Times New Roman" w:cs="宋体"/>
-          <w:b/>
-          <w:bCs/>
-          <w:sz w:val="30"/>
-          <w:szCs w:val="30"/>
-          <w14:ligatures w14:val="none"/>
-        </w:rPr>
-        <w:t>4</w:t>
-      </w:r>
-      <w:r>
-        <w:rPr>
-          <w:rFonts w:ascii="Times New Roman" w:eastAsia="宋体" w:hAnsi="Times New Roman" w:cs="宋体"/>
-          <w:b/>
-          <w:bCs/>
-          <w:sz w:val="30"/>
-          <w:szCs w:val="30"/>
-          <w14:ligatures w14:val="none"/>
-        </w:rPr>
-        <w:t xml:space="preserve">.2 </w:t>
-      </w:r>
-      <w:r>
-        <w:rPr>
-          <w:rFonts w:ascii="Times New Roman" w:eastAsia="宋体" w:hAnsi="Times New Roman" w:cs="宋体" w:hint="eastAsia"/>
-          <w:b/>
-          <w:bCs/>
-          <w:sz w:val="30"/>
-          <w:szCs w:val="30"/>
-          <w14:ligatures w14:val="none"/>
-        </w:rPr>
-        <w:t>研究</w:t>
-      </w:r>
-      <w:r>
-        <w:rPr>
-          <w:rFonts w:ascii="Times New Roman" w:eastAsia="宋体" w:hAnsi="Times New Roman" w:cs="宋体"/>
-          <w:b/>
-          <w:bCs/>
-          <w:sz w:val="30"/>
-          <w:szCs w:val="30"/>
-          <w14:ligatures w14:val="none"/>
-        </w:rPr>
-        <w:t>面向复杂作业环境的单兵装置自主故障诊断方法</w:t>
       </w:r>
     </w:p>
     <w:p>
@@ -410,29 +254,334 @@
           <w:szCs w:val="28"/>
           <w14:ligatures w14:val="none"/>
         </w:rPr>
+        <w:t>4.1.2</w:t>
+      </w:r>
+      <w:r>
+        <w:rPr>
+          <w:rFonts w:ascii="Times New Roman" w:eastAsia="宋体" w:hAnsi="Times New Roman" w:cs="宋体"/>
+          <w:b/>
+          <w:bCs/>
+          <w:sz w:val="28"/>
+          <w:szCs w:val="28"/>
+          <w14:ligatures w14:val="none"/>
+        </w:rPr>
+        <w:t xml:space="preserve"> </w:t>
+      </w:r>
+      <w:r>
+        <w:rPr>
+          <w:rFonts w:ascii="Times New Roman" w:eastAsia="宋体" w:hAnsi="Times New Roman" w:cs="宋体" w:hint="eastAsia"/>
+          <w:b/>
+          <w:bCs/>
+          <w:sz w:val="28"/>
+          <w:szCs w:val="28"/>
+          <w14:ligatures w14:val="none"/>
+        </w:rPr>
+        <w:t>基于</w:t>
+      </w:r>
+      <w:r>
+        <w:rPr>
+          <w:rFonts w:ascii="Times New Roman" w:eastAsia="宋体" w:hAnsi="Times New Roman" w:cs="宋体" w:hint="eastAsia"/>
+          <w:b/>
+          <w:bCs/>
+          <w:sz w:val="28"/>
+          <w:szCs w:val="28"/>
+          <w14:ligatures w14:val="none"/>
+        </w:rPr>
+        <w:t>多策略协同</w:t>
+      </w:r>
+      <w:r>
+        <w:rPr>
+          <w:rFonts w:ascii="Times New Roman" w:eastAsia="宋体" w:hAnsi="Times New Roman" w:cs="宋体" w:hint="eastAsia"/>
+          <w:b/>
+          <w:bCs/>
+          <w:sz w:val="28"/>
+          <w:szCs w:val="28"/>
+          <w14:ligatures w14:val="none"/>
+        </w:rPr>
+        <w:t>的</w:t>
+      </w:r>
+      <w:proofErr w:type="gramStart"/>
+      <w:r>
+        <w:rPr>
+          <w:rFonts w:ascii="Times New Roman" w:eastAsia="宋体" w:hAnsi="Times New Roman" w:cs="宋体" w:hint="eastAsia"/>
+          <w:b/>
+          <w:bCs/>
+          <w:sz w:val="28"/>
+          <w:szCs w:val="28"/>
+          <w14:ligatures w14:val="none"/>
+        </w:rPr>
+        <w:t>研</w:t>
+      </w:r>
+      <w:proofErr w:type="gramEnd"/>
+      <w:r>
+        <w:rPr>
+          <w:rFonts w:ascii="Times New Roman" w:eastAsia="宋体" w:hAnsi="Times New Roman" w:cs="宋体" w:hint="eastAsia"/>
+          <w:b/>
+          <w:bCs/>
+          <w:sz w:val="28"/>
+          <w:szCs w:val="28"/>
+          <w14:ligatures w14:val="none"/>
+        </w:rPr>
+        <w:t>判模型压缩方法</w:t>
+      </w:r>
+    </w:p>
+    <w:p>
+      <w:pPr>
+        <w:widowControl/>
+        <w:spacing w:after="0" w:line="360" w:lineRule="auto"/>
+        <w:outlineLvl w:val="3"/>
+        <w:rPr>
+          <w:rFonts w:ascii="Times New Roman" w:eastAsia="宋体" w:hAnsi="Times New Roman" w:cs="Times New Roman"/>
+          <w:kern w:val="0"/>
+          <w:sz w:val="24"/>
+          <w:szCs w:val="28"/>
+          <w14:ligatures w14:val="none"/>
+        </w:rPr>
+      </w:pPr>
+      <w:r>
+        <w:rPr>
+          <w:rFonts w:ascii="Times New Roman" w:eastAsia="宋体" w:hAnsi="Times New Roman" w:cs="Times New Roman" w:hint="eastAsia"/>
+          <w:kern w:val="0"/>
+          <w:sz w:val="24"/>
+          <w:szCs w:val="28"/>
+          <w14:ligatures w14:val="none"/>
+        </w:rPr>
         <w:t>4</w:t>
       </w:r>
       <w:r>
         <w:rPr>
-          <w:rFonts w:ascii="Times New Roman" w:eastAsia="宋体" w:hAnsi="Times New Roman" w:cs="宋体"/>
-          <w:b/>
-          <w:bCs/>
-          <w:sz w:val="28"/>
-          <w:szCs w:val="28"/>
-          <w14:ligatures w14:val="none"/>
-        </w:rPr>
-        <w:t xml:space="preserve">.2.1 </w:t>
-      </w:r>
-      <w:r>
-        <w:rPr>
-          <w:rFonts w:ascii="Times New Roman" w:eastAsia="宋体" w:hAnsi="Times New Roman" w:cs="宋体"/>
-          <w:b/>
-          <w:bCs/>
-          <w:sz w:val="28"/>
-          <w:szCs w:val="28"/>
-          <w14:ligatures w14:val="none"/>
-        </w:rPr>
-        <w:t>面向关键软硬件模块的装置开机自检测方法</w:t>
+          <w:rFonts w:ascii="Times New Roman" w:eastAsia="宋体" w:hAnsi="Times New Roman" w:cs="Times New Roman"/>
+          <w:kern w:val="0"/>
+          <w:sz w:val="24"/>
+          <w:szCs w:val="28"/>
+          <w14:ligatures w14:val="none"/>
+        </w:rPr>
+        <w:t xml:space="preserve">.1.2.1 </w:t>
+      </w:r>
+      <w:r>
+        <w:rPr>
+          <w:rFonts w:ascii="Times New Roman" w:eastAsia="宋体" w:hAnsi="Times New Roman" w:cs="Times New Roman" w:hint="eastAsia"/>
+          <w:kern w:val="0"/>
+          <w:sz w:val="24"/>
+          <w:szCs w:val="28"/>
+          <w14:ligatures w14:val="none"/>
+        </w:rPr>
+        <w:t>基于联合知识蒸馏的模型知识迁移方法</w:t>
+      </w:r>
+    </w:p>
+    <w:p>
+      <w:pPr>
+        <w:widowControl/>
+        <w:spacing w:after="0" w:line="360" w:lineRule="auto"/>
+        <w:outlineLvl w:val="3"/>
+        <w:rPr>
+          <w:rFonts w:ascii="Times New Roman" w:eastAsia="宋体" w:hAnsi="Times New Roman" w:cs="Times New Roman"/>
+          <w:kern w:val="0"/>
+          <w:sz w:val="24"/>
+          <w:szCs w:val="28"/>
+          <w14:ligatures w14:val="none"/>
+        </w:rPr>
+      </w:pPr>
+      <w:r>
+        <w:rPr>
+          <w:rFonts w:ascii="Times New Roman" w:eastAsia="宋体" w:hAnsi="Times New Roman" w:cs="Times New Roman" w:hint="eastAsia"/>
+          <w:kern w:val="0"/>
+          <w:sz w:val="24"/>
+          <w:szCs w:val="28"/>
+          <w14:ligatures w14:val="none"/>
+        </w:rPr>
+        <w:t>4</w:t>
+      </w:r>
+      <w:r>
+        <w:rPr>
+          <w:rFonts w:ascii="Times New Roman" w:eastAsia="宋体" w:hAnsi="Times New Roman" w:cs="Times New Roman"/>
+          <w:kern w:val="0"/>
+          <w:sz w:val="24"/>
+          <w:szCs w:val="28"/>
+          <w14:ligatures w14:val="none"/>
+        </w:rPr>
+        <w:t xml:space="preserve">.1.2.2 </w:t>
+      </w:r>
+      <w:r>
+        <w:rPr>
+          <w:rFonts w:ascii="Times New Roman" w:eastAsia="宋体" w:hAnsi="Times New Roman" w:cs="Times New Roman" w:hint="eastAsia"/>
+          <w:kern w:val="0"/>
+          <w:sz w:val="24"/>
+          <w:szCs w:val="28"/>
+          <w14:ligatures w14:val="none"/>
+        </w:rPr>
+        <w:t>基于参数剪枝的模型冗余参数削减方法</w:t>
+      </w:r>
+    </w:p>
+    <w:p>
+      <w:pPr>
+        <w:widowControl/>
+        <w:spacing w:after="0" w:line="360" w:lineRule="auto"/>
+        <w:outlineLvl w:val="3"/>
+        <w:rPr>
+          <w:rFonts w:ascii="Times New Roman" w:eastAsia="宋体" w:hAnsi="Times New Roman" w:cs="Times New Roman"/>
+          <w:kern w:val="0"/>
+          <w:sz w:val="24"/>
+          <w:szCs w:val="28"/>
+          <w14:ligatures w14:val="none"/>
+        </w:rPr>
+      </w:pPr>
+      <w:r>
+        <w:rPr>
+          <w:rFonts w:ascii="Times New Roman" w:eastAsia="宋体" w:hAnsi="Times New Roman" w:cs="Times New Roman" w:hint="eastAsia"/>
+          <w:kern w:val="0"/>
+          <w:sz w:val="24"/>
+          <w:szCs w:val="28"/>
+          <w14:ligatures w14:val="none"/>
+        </w:rPr>
+        <w:t>4</w:t>
+      </w:r>
+      <w:r>
+        <w:rPr>
+          <w:rFonts w:ascii="Times New Roman" w:eastAsia="宋体" w:hAnsi="Times New Roman" w:cs="Times New Roman"/>
+          <w:kern w:val="0"/>
+          <w:sz w:val="24"/>
+          <w:szCs w:val="28"/>
+          <w14:ligatures w14:val="none"/>
+        </w:rPr>
+        <w:t xml:space="preserve">.1.2.3 </w:t>
+      </w:r>
+      <w:r>
+        <w:rPr>
+          <w:rFonts w:ascii="Times New Roman" w:eastAsia="宋体" w:hAnsi="Times New Roman" w:cs="Times New Roman" w:hint="eastAsia"/>
+          <w:kern w:val="0"/>
+          <w:sz w:val="24"/>
+          <w:szCs w:val="28"/>
+          <w14:ligatures w14:val="none"/>
+        </w:rPr>
+        <w:t>基于低</w:t>
+      </w:r>
+      <w:proofErr w:type="gramStart"/>
+      <w:r>
+        <w:rPr>
+          <w:rFonts w:ascii="Times New Roman" w:eastAsia="宋体" w:hAnsi="Times New Roman" w:cs="Times New Roman" w:hint="eastAsia"/>
+          <w:kern w:val="0"/>
+          <w:sz w:val="24"/>
+          <w:szCs w:val="28"/>
+          <w14:ligatures w14:val="none"/>
+        </w:rPr>
+        <w:t>秩</w:t>
+      </w:r>
+      <w:proofErr w:type="gramEnd"/>
+      <w:r>
+        <w:rPr>
+          <w:rFonts w:ascii="Times New Roman" w:eastAsia="宋体" w:hAnsi="Times New Roman" w:cs="Times New Roman" w:hint="eastAsia"/>
+          <w:kern w:val="0"/>
+          <w:sz w:val="24"/>
+          <w:szCs w:val="28"/>
+          <w14:ligatures w14:val="none"/>
+        </w:rPr>
+        <w:t>分解的模型参数压缩方法</w:t>
+      </w:r>
+    </w:p>
+    <w:p>
+      <w:pPr>
+        <w:widowControl/>
+        <w:spacing w:after="0" w:line="360" w:lineRule="auto"/>
+        <w:outlineLvl w:val="3"/>
+        <w:rPr>
+          <w:rFonts w:ascii="Times New Roman" w:eastAsia="宋体" w:hAnsi="Times New Roman" w:cs="Times New Roman"/>
+          <w:kern w:val="0"/>
+          <w:sz w:val="24"/>
+          <w:szCs w:val="28"/>
+          <w14:ligatures w14:val="none"/>
+        </w:rPr>
+      </w:pPr>
+      <w:r>
+        <w:rPr>
+          <w:rFonts w:ascii="Times New Roman" w:eastAsia="宋体" w:hAnsi="Times New Roman" w:cs="Times New Roman" w:hint="eastAsia"/>
+          <w:kern w:val="0"/>
+          <w:sz w:val="24"/>
+          <w:szCs w:val="28"/>
+          <w14:ligatures w14:val="none"/>
+        </w:rPr>
+        <w:t>4</w:t>
+      </w:r>
+      <w:r>
+        <w:rPr>
+          <w:rFonts w:ascii="Times New Roman" w:eastAsia="宋体" w:hAnsi="Times New Roman" w:cs="Times New Roman"/>
+          <w:kern w:val="0"/>
+          <w:sz w:val="24"/>
+          <w:szCs w:val="28"/>
+          <w14:ligatures w14:val="none"/>
+        </w:rPr>
+        <w:t xml:space="preserve">.1.2.4 </w:t>
+      </w:r>
+      <w:r>
+        <w:rPr>
+          <w:rFonts w:ascii="Times New Roman" w:eastAsia="宋体" w:hAnsi="Times New Roman" w:cs="Times New Roman" w:hint="eastAsia"/>
+          <w:kern w:val="0"/>
+          <w:sz w:val="24"/>
+          <w:szCs w:val="28"/>
+          <w14:ligatures w14:val="none"/>
+        </w:rPr>
+        <w:t>基于参数量化的模型存储压缩与推理加速方法</w:t>
+      </w:r>
+    </w:p>
+    <w:p>
+      <w:pPr>
+        <w:keepNext/>
+        <w:keepLines/>
+        <w:widowControl/>
+        <w:spacing w:beforeLines="50" w:before="156" w:afterLines="50" w:after="156" w:line="360" w:lineRule="auto"/>
+        <w:outlineLvl w:val="1"/>
+        <w:rPr>
+          <w:rFonts w:ascii="Times New Roman" w:eastAsia="宋体" w:hAnsi="Times New Roman" w:cs="宋体"/>
+          <w:b/>
+          <w:bCs/>
+          <w:sz w:val="30"/>
+          <w:szCs w:val="30"/>
+          <w14:ligatures w14:val="none"/>
+        </w:rPr>
+      </w:pPr>
+      <w:r>
+        <w:rPr>
+          <w:rFonts w:ascii="Times New Roman" w:eastAsia="宋体" w:hAnsi="Times New Roman" w:cs="宋体"/>
+          <w:b/>
+          <w:bCs/>
+          <w:sz w:val="30"/>
+          <w:szCs w:val="30"/>
+          <w14:ligatures w14:val="none"/>
+        </w:rPr>
+        <w:t>4</w:t>
+      </w:r>
+      <w:r>
+        <w:rPr>
+          <w:rFonts w:ascii="Times New Roman" w:eastAsia="宋体" w:hAnsi="Times New Roman" w:cs="宋体"/>
+          <w:b/>
+          <w:bCs/>
+          <w:sz w:val="30"/>
+          <w:szCs w:val="30"/>
+          <w14:ligatures w14:val="none"/>
+        </w:rPr>
+        <w:t xml:space="preserve">.2 </w:t>
+      </w:r>
+      <w:r>
+        <w:rPr>
+          <w:rFonts w:ascii="Times New Roman" w:eastAsia="宋体" w:hAnsi="Times New Roman" w:cs="宋体" w:hint="eastAsia"/>
+          <w:b/>
+          <w:bCs/>
+          <w:sz w:val="30"/>
+          <w:szCs w:val="30"/>
+          <w14:ligatures w14:val="none"/>
+        </w:rPr>
+        <w:t>研究</w:t>
+      </w:r>
+      <w:r>
+        <w:rPr>
+          <w:rFonts w:ascii="Times New Roman" w:eastAsia="宋体" w:hAnsi="Times New Roman" w:cs="宋体"/>
+          <w:b/>
+          <w:bCs/>
+          <w:sz w:val="30"/>
+          <w:szCs w:val="30"/>
+          <w14:ligatures w14:val="none"/>
+        </w:rPr>
+        <w:t>面向复杂作业环境的单兵装置自主故障诊断方法</w:t>
       </w:r>
     </w:p>
     <w:p>
@@ -472,90 +621,18 @@
           <w:szCs w:val="28"/>
           <w14:ligatures w14:val="none"/>
         </w:rPr>
-        <w:t xml:space="preserve">.2.2 </w:t>
-      </w:r>
-      <w:r>
-        <w:rPr>
-          <w:rFonts w:ascii="Times New Roman" w:eastAsia="宋体" w:hAnsi="Times New Roman" w:cs="宋体"/>
-          <w:b/>
-          <w:bCs/>
-          <w:sz w:val="28"/>
-          <w:szCs w:val="28"/>
-          <w14:ligatures w14:val="none"/>
-        </w:rPr>
-        <w:t>基于多源传感器的单兵装置</w:t>
-      </w:r>
-      <w:r>
-        <w:rPr>
-          <w:rFonts w:ascii="Times New Roman" w:eastAsia="宋体" w:hAnsi="Times New Roman" w:cs="宋体" w:hint="eastAsia"/>
-          <w:b/>
-          <w:bCs/>
-          <w:sz w:val="28"/>
-          <w:szCs w:val="28"/>
-          <w14:ligatures w14:val="none"/>
-        </w:rPr>
-        <w:t>运行</w:t>
-      </w:r>
-      <w:r>
-        <w:rPr>
-          <w:rFonts w:ascii="Times New Roman" w:eastAsia="宋体" w:hAnsi="Times New Roman" w:cs="宋体"/>
-          <w:b/>
-          <w:bCs/>
-          <w:sz w:val="28"/>
-          <w:szCs w:val="28"/>
-          <w14:ligatures w14:val="none"/>
-        </w:rPr>
-        <w:t>故障诊断方法</w:t>
-      </w:r>
-    </w:p>
-    <w:p>
-      <w:pPr>
-        <w:keepNext/>
-        <w:keepLines/>
-        <w:widowControl/>
-        <w:spacing w:afterLines="50" w:after="156" w:line="360" w:lineRule="auto"/>
-        <w:outlineLvl w:val="1"/>
-        <w:rPr>
-          <w:rFonts w:ascii="Times New Roman" w:eastAsia="宋体" w:hAnsi="Times New Roman" w:cs="宋体"/>
-          <w:b/>
-          <w:bCs/>
-          <w:sz w:val="30"/>
-          <w:szCs w:val="30"/>
-          <w14:ligatures w14:val="none"/>
-        </w:rPr>
-      </w:pPr>
-      <w:r>
-        <w:rPr>
-          <w:rFonts w:ascii="Times New Roman" w:eastAsia="宋体" w:hAnsi="Times New Roman" w:cs="宋体"/>
-          <w:b/>
-          <w:bCs/>
-          <w:sz w:val="30"/>
-          <w:szCs w:val="30"/>
-          <w14:ligatures w14:val="none"/>
-        </w:rPr>
-        <w:t>4</w:t>
-      </w:r>
-      <w:r>
-        <w:rPr>
-          <w:rFonts w:ascii="Times New Roman" w:eastAsia="宋体" w:hAnsi="Times New Roman" w:cs="宋体"/>
-          <w:b/>
-          <w:bCs/>
-          <w:sz w:val="30"/>
-          <w:szCs w:val="30"/>
-          <w14:ligatures w14:val="none"/>
-        </w:rPr>
-        <w:t xml:space="preserve">.3 </w:t>
-      </w:r>
-      <w:r>
-        <w:rPr>
-          <w:rFonts w:ascii="Times New Roman" w:eastAsia="宋体" w:hAnsi="Times New Roman" w:cs="宋体"/>
-          <w:b/>
-          <w:bCs/>
-          <w:sz w:val="30"/>
-          <w:szCs w:val="30"/>
-          <w14:ligatures w14:val="none"/>
-        </w:rPr>
-        <w:t>面向长时作业的单兵装置智能电能管理方法</w:t>
+        <w:t xml:space="preserve">.2.1 </w:t>
+      </w:r>
+      <w:r>
+        <w:rPr>
+          <w:rFonts w:ascii="Times New Roman" w:eastAsia="宋体" w:hAnsi="Times New Roman" w:cs="宋体"/>
+          <w:b/>
+          <w:bCs/>
+          <w:sz w:val="28"/>
+          <w:szCs w:val="28"/>
+          <w14:ligatures w14:val="none"/>
+        </w:rPr>
+        <w:t>面向关键软硬件模块的装置开机自检测方法</w:t>
       </w:r>
     </w:p>
     <w:p>
@@ -567,6 +644,49 @@
         <w:jc w:val="both"/>
         <w:outlineLvl w:val="2"/>
         <w:rPr>
+          <w:rFonts w:ascii="Times New Roman" w:eastAsia="宋体" w:hAnsi="Times New Roman" w:cs="宋体"/>
+          <w:b/>
+          <w:bCs/>
+          <w:sz w:val="28"/>
+          <w:szCs w:val="28"/>
+          <w14:ligatures w14:val="none"/>
+        </w:rPr>
+      </w:pPr>
+      <w:r>
+        <w:rPr>
+          <w:rFonts w:ascii="Times New Roman" w:eastAsia="宋体" w:hAnsi="Times New Roman" w:cs="宋体"/>
+          <w:b/>
+          <w:bCs/>
+          <w:sz w:val="28"/>
+          <w:szCs w:val="28"/>
+          <w14:ligatures w14:val="none"/>
+        </w:rPr>
+        <w:t>4</w:t>
+      </w:r>
+      <w:r>
+        <w:rPr>
+          <w:rFonts w:ascii="Times New Roman" w:eastAsia="宋体" w:hAnsi="Times New Roman" w:cs="宋体"/>
+          <w:b/>
+          <w:bCs/>
+          <w:sz w:val="28"/>
+          <w:szCs w:val="28"/>
+          <w14:ligatures w14:val="none"/>
+        </w:rPr>
+        <w:t xml:space="preserve">.2.2 </w:t>
+      </w:r>
+      <w:r>
+        <w:rPr>
+          <w:rFonts w:ascii="Times New Roman" w:eastAsia="宋体" w:hAnsi="Times New Roman" w:cs="宋体"/>
+          <w:b/>
+          <w:bCs/>
+          <w:sz w:val="28"/>
+          <w:szCs w:val="28"/>
+          <w14:ligatures w14:val="none"/>
+        </w:rPr>
+        <w:t>基于多源传感器的单兵装置</w:t>
+      </w:r>
+      <w:r>
+        <w:rPr>
           <w:rFonts w:ascii="Times New Roman" w:eastAsia="宋体" w:hAnsi="Times New Roman" w:cs="宋体" w:hint="eastAsia"/>
           <w:b/>
           <w:bCs/>
@@ -574,14 +694,43 @@
           <w:szCs w:val="28"/>
           <w14:ligatures w14:val="none"/>
         </w:rPr>
-      </w:pPr>
-      <w:r>
-        <w:rPr>
-          <w:rFonts w:ascii="Times New Roman" w:eastAsia="宋体" w:hAnsi="Times New Roman" w:cs="宋体"/>
-          <w:b/>
-          <w:bCs/>
-          <w:sz w:val="28"/>
-          <w:szCs w:val="28"/>
+        <w:t>运行</w:t>
+      </w:r>
+      <w:r>
+        <w:rPr>
+          <w:rFonts w:ascii="Times New Roman" w:eastAsia="宋体" w:hAnsi="Times New Roman" w:cs="宋体"/>
+          <w:b/>
+          <w:bCs/>
+          <w:sz w:val="28"/>
+          <w:szCs w:val="28"/>
+          <w14:ligatures w14:val="none"/>
+        </w:rPr>
+        <w:t>故障诊断方法</w:t>
+      </w:r>
+    </w:p>
+    <w:p>
+      <w:pPr>
+        <w:keepNext/>
+        <w:keepLines/>
+        <w:widowControl/>
+        <w:spacing w:beforeLines="50" w:before="156" w:afterLines="50" w:after="156" w:line="360" w:lineRule="auto"/>
+        <w:outlineLvl w:val="1"/>
+        <w:rPr>
+          <w:rFonts w:ascii="Times New Roman" w:eastAsia="宋体" w:hAnsi="Times New Roman" w:cs="宋体"/>
+          <w:b/>
+          <w:bCs/>
+          <w:sz w:val="30"/>
+          <w:szCs w:val="30"/>
+          <w14:ligatures w14:val="none"/>
+        </w:rPr>
+      </w:pPr>
+      <w:r>
+        <w:rPr>
+          <w:rFonts w:ascii="Times New Roman" w:eastAsia="宋体" w:hAnsi="Times New Roman" w:cs="宋体"/>
+          <w:b/>
+          <w:bCs/>
+          <w:sz w:val="30"/>
+          <w:szCs w:val="30"/>
           <w14:ligatures w14:val="none"/>
         </w:rPr>
         <w:t>4</w:t>
@@ -591,363 +740,22 @@
           <w:rFonts w:ascii="Times New Roman" w:eastAsia="宋体" w:hAnsi="Times New Roman" w:cs="宋体"/>
           <w:b/>
           <w:bCs/>
-          <w:sz w:val="28"/>
-          <w:szCs w:val="28"/>
-          <w14:ligatures w14:val="none"/>
-        </w:rPr>
-        <w:t>.3.</w:t>
-      </w:r>
-      <w:r>
-        <w:rPr>
-          <w:rFonts w:ascii="Times New Roman" w:eastAsia="宋体" w:hAnsi="Times New Roman" w:cs="宋体"/>
-          <w:b/>
-          <w:bCs/>
-          <w:sz w:val="28"/>
-          <w:szCs w:val="28"/>
-          <w14:ligatures w14:val="none"/>
-        </w:rPr>
-        <w:t>1</w:t>
-      </w:r>
-      <w:r>
-        <w:rPr>
-          <w:rFonts w:ascii="Times New Roman" w:eastAsia="宋体" w:hAnsi="Times New Roman" w:cs="宋体"/>
-          <w:b/>
-          <w:bCs/>
-          <w:sz w:val="28"/>
-          <w:szCs w:val="28"/>
-          <w14:ligatures w14:val="none"/>
-        </w:rPr>
-        <w:t xml:space="preserve"> </w:t>
-      </w:r>
-      <w:r>
-        <w:rPr>
-          <w:rFonts w:ascii="Times New Roman" w:eastAsia="宋体" w:hAnsi="Times New Roman" w:cs="宋体"/>
-          <w:b/>
-          <w:bCs/>
-          <w:sz w:val="28"/>
-          <w:szCs w:val="28"/>
-          <w14:ligatures w14:val="none"/>
-        </w:rPr>
-        <w:t>基于</w:t>
-      </w:r>
-      <w:r>
-        <w:rPr>
-          <w:rFonts w:ascii="Times New Roman" w:eastAsia="宋体" w:hAnsi="Times New Roman" w:cs="宋体" w:hint="eastAsia"/>
-          <w:b/>
-          <w:bCs/>
-          <w:sz w:val="28"/>
-          <w:szCs w:val="28"/>
-          <w14:ligatures w14:val="none"/>
-        </w:rPr>
-        <w:t>多源能量采集协同的单兵装置辅助供能方法</w:t>
-      </w:r>
-    </w:p>
-    <w:p>
-      <w:pPr>
-        <w:widowControl/>
-        <w:spacing w:after="0" w:line="360" w:lineRule="auto"/>
-        <w:outlineLvl w:val="3"/>
-        <w:rPr>
-          <w:rFonts w:ascii="Times New Roman" w:eastAsia="宋体" w:hAnsi="Times New Roman" w:cs="Times New Roman"/>
-          <w:kern w:val="0"/>
-          <w:sz w:val="24"/>
-          <w:szCs w:val="28"/>
-          <w14:ligatures w14:val="none"/>
-        </w:rPr>
-      </w:pPr>
-      <w:r>
-        <w:rPr>
-          <w:rFonts w:ascii="Times New Roman" w:eastAsia="宋体" w:hAnsi="Times New Roman" w:cs="Times New Roman"/>
-          <w:kern w:val="0"/>
-          <w:sz w:val="24"/>
-          <w:szCs w:val="28"/>
-          <w14:ligatures w14:val="none"/>
-        </w:rPr>
-        <w:t>4</w:t>
-      </w:r>
-      <w:r>
-        <w:rPr>
-          <w:rFonts w:ascii="Times New Roman" w:eastAsia="宋体" w:hAnsi="Times New Roman" w:cs="Times New Roman"/>
-          <w:kern w:val="0"/>
-          <w:sz w:val="24"/>
-          <w:szCs w:val="28"/>
-          <w14:ligatures w14:val="none"/>
-        </w:rPr>
-        <w:t>.3.</w:t>
-      </w:r>
-      <w:r>
-        <w:rPr>
-          <w:rFonts w:ascii="Times New Roman" w:eastAsia="宋体" w:hAnsi="Times New Roman" w:cs="Times New Roman"/>
-          <w:kern w:val="0"/>
-          <w:sz w:val="24"/>
-          <w:szCs w:val="28"/>
-          <w14:ligatures w14:val="none"/>
-        </w:rPr>
-        <w:t>1.</w:t>
-      </w:r>
-      <w:r>
-        <w:rPr>
-          <w:rFonts w:ascii="Times New Roman" w:eastAsia="宋体" w:hAnsi="Times New Roman" w:cs="Times New Roman"/>
-          <w:kern w:val="0"/>
-          <w:sz w:val="24"/>
-          <w:szCs w:val="28"/>
-          <w14:ligatures w14:val="none"/>
-        </w:rPr>
-        <w:t xml:space="preserve">1 </w:t>
-      </w:r>
-      <w:r>
-        <w:rPr>
-          <w:rFonts w:ascii="Times New Roman" w:eastAsia="宋体" w:hAnsi="Times New Roman" w:cs="Times New Roman"/>
-          <w:kern w:val="0"/>
-          <w:sz w:val="24"/>
-          <w:szCs w:val="28"/>
-          <w14:ligatures w14:val="none"/>
-        </w:rPr>
-        <w:t>基于摩擦纳米发电的微能量辅助采集方法</w:t>
-      </w:r>
-    </w:p>
-    <w:p>
-      <w:pPr>
-        <w:widowControl/>
-        <w:spacing w:after="0" w:line="360" w:lineRule="auto"/>
-        <w:outlineLvl w:val="3"/>
-        <w:rPr>
-          <w:rFonts w:ascii="Times New Roman" w:eastAsia="宋体" w:hAnsi="Times New Roman" w:cs="Times New Roman"/>
-          <w:kern w:val="0"/>
-          <w:sz w:val="24"/>
-          <w:szCs w:val="28"/>
-          <w14:ligatures w14:val="none"/>
-        </w:rPr>
-      </w:pPr>
-      <w:r>
-        <w:rPr>
-          <w:rFonts w:ascii="Times New Roman" w:eastAsia="宋体" w:hAnsi="Times New Roman" w:cs="Times New Roman"/>
-          <w:kern w:val="0"/>
-          <w:sz w:val="24"/>
-          <w:szCs w:val="28"/>
-          <w14:ligatures w14:val="none"/>
-        </w:rPr>
-        <w:t>4</w:t>
-      </w:r>
-      <w:r>
-        <w:rPr>
-          <w:rFonts w:ascii="Times New Roman" w:eastAsia="宋体" w:hAnsi="Times New Roman" w:cs="Times New Roman"/>
-          <w:kern w:val="0"/>
-          <w:sz w:val="24"/>
-          <w:szCs w:val="28"/>
-          <w14:ligatures w14:val="none"/>
-        </w:rPr>
-        <w:t>.3.</w:t>
-      </w:r>
-      <w:r>
-        <w:rPr>
-          <w:rFonts w:ascii="Times New Roman" w:eastAsia="宋体" w:hAnsi="Times New Roman" w:cs="Times New Roman"/>
-          <w:kern w:val="0"/>
-          <w:sz w:val="24"/>
-          <w:szCs w:val="28"/>
-          <w14:ligatures w14:val="none"/>
-        </w:rPr>
-        <w:t>1</w:t>
-      </w:r>
-      <w:r>
-        <w:rPr>
-          <w:rFonts w:ascii="Times New Roman" w:eastAsia="宋体" w:hAnsi="Times New Roman" w:cs="Times New Roman"/>
-          <w:kern w:val="0"/>
-          <w:sz w:val="24"/>
-          <w:szCs w:val="28"/>
-          <w14:ligatures w14:val="none"/>
-        </w:rPr>
-        <w:t xml:space="preserve">.2 </w:t>
-      </w:r>
-      <w:r>
-        <w:rPr>
-          <w:rFonts w:ascii="Times New Roman" w:eastAsia="宋体" w:hAnsi="Times New Roman" w:cs="Times New Roman"/>
-          <w:kern w:val="0"/>
-          <w:sz w:val="24"/>
-          <w:szCs w:val="28"/>
-          <w14:ligatures w14:val="none"/>
-        </w:rPr>
-        <w:t>基于</w:t>
-      </w:r>
-      <w:r>
-        <w:rPr>
-          <w:rFonts w:ascii="Times New Roman" w:eastAsia="宋体" w:hAnsi="Times New Roman" w:cs="Times New Roman" w:hint="eastAsia"/>
-          <w:kern w:val="0"/>
-          <w:sz w:val="24"/>
-          <w:szCs w:val="28"/>
-          <w14:ligatures w14:val="none"/>
-        </w:rPr>
-        <w:t>压电效应的</w:t>
-      </w:r>
-      <w:r>
-        <w:rPr>
-          <w:rFonts w:ascii="Times New Roman" w:eastAsia="宋体" w:hAnsi="Times New Roman" w:cs="Times New Roman" w:hint="eastAsia"/>
-          <w:kern w:val="0"/>
-          <w:sz w:val="24"/>
-          <w:szCs w:val="28"/>
-          <w14:ligatures w14:val="none"/>
-        </w:rPr>
-        <w:t>机电能量</w:t>
-      </w:r>
-      <w:r>
-        <w:rPr>
-          <w:rFonts w:ascii="Times New Roman" w:eastAsia="宋体" w:hAnsi="Times New Roman" w:cs="Times New Roman" w:hint="eastAsia"/>
-          <w:kern w:val="0"/>
-          <w:sz w:val="24"/>
-          <w:szCs w:val="28"/>
-          <w14:ligatures w14:val="none"/>
-        </w:rPr>
-        <w:t>转换方法</w:t>
-      </w:r>
-    </w:p>
-    <w:p>
-      <w:pPr>
-        <w:widowControl/>
-        <w:spacing w:after="0" w:line="360" w:lineRule="auto"/>
-        <w:outlineLvl w:val="3"/>
-        <w:rPr>
-          <w:rFonts w:ascii="Times New Roman" w:eastAsia="宋体" w:hAnsi="Times New Roman" w:cs="Times New Roman"/>
-          <w:kern w:val="0"/>
-          <w:sz w:val="24"/>
-          <w:szCs w:val="28"/>
-          <w14:ligatures w14:val="none"/>
-        </w:rPr>
-      </w:pPr>
-      <w:r>
-        <w:rPr>
-          <w:rFonts w:ascii="Times New Roman" w:eastAsia="宋体" w:hAnsi="Times New Roman" w:cs="Times New Roman" w:hint="eastAsia"/>
-          <w:kern w:val="0"/>
-          <w:sz w:val="24"/>
-          <w:szCs w:val="28"/>
-          <w14:ligatures w14:val="none"/>
-        </w:rPr>
-        <w:t>4</w:t>
-      </w:r>
-      <w:r>
-        <w:rPr>
-          <w:rFonts w:ascii="Times New Roman" w:eastAsia="宋体" w:hAnsi="Times New Roman" w:cs="Times New Roman"/>
-          <w:kern w:val="0"/>
-          <w:sz w:val="24"/>
-          <w:szCs w:val="28"/>
-          <w14:ligatures w14:val="none"/>
-        </w:rPr>
-        <w:t>.3.1.3</w:t>
-      </w:r>
-      <w:r>
-        <w:rPr>
-          <w:rFonts w:ascii="Times New Roman" w:eastAsia="宋体" w:hAnsi="Times New Roman" w:cs="Times New Roman"/>
-          <w:kern w:val="0"/>
-          <w:sz w:val="24"/>
-          <w:szCs w:val="28"/>
-          <w14:ligatures w14:val="none"/>
-        </w:rPr>
-        <w:t xml:space="preserve"> </w:t>
-      </w:r>
-      <w:r>
-        <w:rPr>
-          <w:rFonts w:ascii="Times New Roman" w:eastAsia="宋体" w:hAnsi="Times New Roman" w:cs="Times New Roman" w:hint="eastAsia"/>
-          <w:kern w:val="0"/>
-          <w:sz w:val="24"/>
-          <w:szCs w:val="28"/>
-          <w14:ligatures w14:val="none"/>
-        </w:rPr>
-        <w:t>基于</w:t>
-      </w:r>
-      <w:r>
-        <w:rPr>
-          <w:rFonts w:ascii="Times New Roman" w:eastAsia="宋体" w:hAnsi="Times New Roman" w:cs="Times New Roman" w:hint="eastAsia"/>
-          <w:kern w:val="0"/>
-          <w:sz w:val="24"/>
-          <w:szCs w:val="28"/>
-          <w14:ligatures w14:val="none"/>
-        </w:rPr>
-        <w:t>电场</w:t>
-      </w:r>
-      <w:proofErr w:type="gramStart"/>
-      <w:r>
-        <w:rPr>
-          <w:rFonts w:ascii="Times New Roman" w:eastAsia="宋体" w:hAnsi="Times New Roman" w:cs="Times New Roman" w:hint="eastAsia"/>
-          <w:kern w:val="0"/>
-          <w:sz w:val="24"/>
-          <w:szCs w:val="28"/>
-          <w14:ligatures w14:val="none"/>
-        </w:rPr>
-        <w:t>感应取能的</w:t>
-      </w:r>
-      <w:proofErr w:type="gramEnd"/>
-      <w:r>
-        <w:rPr>
-          <w:rFonts w:ascii="Times New Roman" w:eastAsia="宋体" w:hAnsi="Times New Roman" w:cs="Times New Roman" w:hint="eastAsia"/>
-          <w:kern w:val="0"/>
-          <w:sz w:val="24"/>
-          <w:szCs w:val="28"/>
-          <w14:ligatures w14:val="none"/>
-        </w:rPr>
-        <w:t>环境能量获取</w:t>
-      </w:r>
-      <w:r>
-        <w:rPr>
-          <w:rFonts w:ascii="Times New Roman" w:eastAsia="宋体" w:hAnsi="Times New Roman" w:cs="Times New Roman" w:hint="eastAsia"/>
-          <w:kern w:val="0"/>
-          <w:sz w:val="24"/>
-          <w:szCs w:val="28"/>
-          <w14:ligatures w14:val="none"/>
-        </w:rPr>
-        <w:t>方法</w:t>
-      </w:r>
-    </w:p>
-    <w:p>
-      <w:pPr>
-        <w:widowControl/>
-        <w:spacing w:after="0" w:line="360" w:lineRule="auto"/>
-        <w:outlineLvl w:val="3"/>
-        <w:rPr>
-          <w:rFonts w:ascii="Times New Roman" w:eastAsia="宋体" w:hAnsi="Times New Roman" w:cs="Times New Roman" w:hint="eastAsia"/>
-          <w:kern w:val="0"/>
-          <w:sz w:val="24"/>
-          <w:szCs w:val="28"/>
-          <w14:ligatures w14:val="none"/>
-        </w:rPr>
-      </w:pPr>
-      <w:r>
-        <w:rPr>
-          <w:rFonts w:ascii="Times New Roman" w:eastAsia="宋体" w:hAnsi="Times New Roman" w:cs="Times New Roman" w:hint="eastAsia"/>
-          <w:kern w:val="0"/>
-          <w:sz w:val="24"/>
-          <w:szCs w:val="28"/>
-          <w14:ligatures w14:val="none"/>
-        </w:rPr>
-        <w:t>4</w:t>
-      </w:r>
-      <w:r>
-        <w:rPr>
-          <w:rFonts w:ascii="Times New Roman" w:eastAsia="宋体" w:hAnsi="Times New Roman" w:cs="Times New Roman"/>
-          <w:kern w:val="0"/>
-          <w:sz w:val="24"/>
-          <w:szCs w:val="28"/>
-          <w14:ligatures w14:val="none"/>
-        </w:rPr>
-        <w:t xml:space="preserve">.3.1.4 </w:t>
-      </w:r>
-      <w:r>
-        <w:rPr>
-          <w:rFonts w:ascii="Times New Roman" w:eastAsia="宋体" w:hAnsi="Times New Roman" w:cs="Times New Roman" w:hint="eastAsia"/>
-          <w:kern w:val="0"/>
-          <w:sz w:val="24"/>
-          <w:szCs w:val="28"/>
-          <w14:ligatures w14:val="none"/>
-        </w:rPr>
-        <w:t>基于</w:t>
-      </w:r>
-      <w:r>
-        <w:rPr>
-          <w:rFonts w:ascii="Times New Roman" w:eastAsia="宋体" w:hAnsi="Times New Roman" w:cs="Times New Roman" w:hint="eastAsia"/>
-          <w:kern w:val="0"/>
-          <w:sz w:val="24"/>
-          <w:szCs w:val="28"/>
-          <w14:ligatures w14:val="none"/>
-        </w:rPr>
-        <w:t>多源能量融合的协同供能控制方法</w:t>
+          <w:sz w:val="30"/>
+          <w:szCs w:val="30"/>
+          <w14:ligatures w14:val="none"/>
+        </w:rPr>
+        <w:t xml:space="preserve">.3 </w:t>
+      </w:r>
+      <w:r>
+        <w:rPr>
+          <w:rFonts w:ascii="Times New Roman" w:eastAsia="宋体" w:hAnsi="Times New Roman" w:cs="宋体"/>
+          <w:b/>
+          <w:bCs/>
+          <w:sz w:val="30"/>
+          <w:szCs w:val="30"/>
+          <w14:ligatures w14:val="none"/>
+        </w:rPr>
+        <w:t>面向长时作业的单兵装置智能电能管理方法</w:t>
       </w:r>
     </w:p>
     <w:p>
@@ -998,7 +806,7 @@
           <w:szCs w:val="28"/>
           <w14:ligatures w14:val="none"/>
         </w:rPr>
-        <w:t>2</w:t>
+        <w:t>1</w:t>
       </w:r>
       <w:r>
         <w:rPr>
@@ -1020,7 +828,379 @@
           <w:szCs w:val="28"/>
           <w14:ligatures w14:val="none"/>
         </w:rPr>
-        <w:t>基于任务需求与能源状态的工作模式切换方法</w:t>
+        <w:t>基于</w:t>
+      </w:r>
+      <w:r>
+        <w:rPr>
+          <w:rFonts w:ascii="Times New Roman" w:eastAsia="宋体" w:hAnsi="Times New Roman" w:cs="宋体" w:hint="eastAsia"/>
+          <w:b/>
+          <w:bCs/>
+          <w:sz w:val="28"/>
+          <w:szCs w:val="28"/>
+          <w14:ligatures w14:val="none"/>
+        </w:rPr>
+        <w:t>多源能量采集协同的单</w:t>
+      </w:r>
+      <w:bookmarkStart w:id="0" w:name="_GoBack"/>
+      <w:bookmarkEnd w:id="0"/>
+      <w:r>
+        <w:rPr>
+          <w:rFonts w:ascii="Times New Roman" w:eastAsia="宋体" w:hAnsi="Times New Roman" w:cs="宋体" w:hint="eastAsia"/>
+          <w:b/>
+          <w:bCs/>
+          <w:sz w:val="28"/>
+          <w:szCs w:val="28"/>
+          <w14:ligatures w14:val="none"/>
+        </w:rPr>
+        <w:t>兵装置辅助供能方法</w:t>
+      </w:r>
+    </w:p>
+    <w:p>
+      <w:pPr>
+        <w:widowControl/>
+        <w:spacing w:after="0" w:line="360" w:lineRule="auto"/>
+        <w:outlineLvl w:val="3"/>
+        <w:rPr>
+          <w:rFonts w:ascii="Times New Roman" w:eastAsia="宋体" w:hAnsi="Times New Roman" w:cs="Times New Roman"/>
+          <w:kern w:val="0"/>
+          <w:sz w:val="24"/>
+          <w:szCs w:val="28"/>
+          <w14:ligatures w14:val="none"/>
+        </w:rPr>
+      </w:pPr>
+      <w:r>
+        <w:rPr>
+          <w:rFonts w:ascii="Times New Roman" w:eastAsia="宋体" w:hAnsi="Times New Roman" w:cs="Times New Roman"/>
+          <w:kern w:val="0"/>
+          <w:sz w:val="24"/>
+          <w:szCs w:val="28"/>
+          <w14:ligatures w14:val="none"/>
+        </w:rPr>
+        <w:t>4</w:t>
+      </w:r>
+      <w:r>
+        <w:rPr>
+          <w:rFonts w:ascii="Times New Roman" w:eastAsia="宋体" w:hAnsi="Times New Roman" w:cs="Times New Roman"/>
+          <w:kern w:val="0"/>
+          <w:sz w:val="24"/>
+          <w:szCs w:val="28"/>
+          <w14:ligatures w14:val="none"/>
+        </w:rPr>
+        <w:t>.3.</w:t>
+      </w:r>
+      <w:r>
+        <w:rPr>
+          <w:rFonts w:ascii="Times New Roman" w:eastAsia="宋体" w:hAnsi="Times New Roman" w:cs="Times New Roman"/>
+          <w:kern w:val="0"/>
+          <w:sz w:val="24"/>
+          <w:szCs w:val="28"/>
+          <w14:ligatures w14:val="none"/>
+        </w:rPr>
+        <w:t>1.</w:t>
+      </w:r>
+      <w:r>
+        <w:rPr>
+          <w:rFonts w:ascii="Times New Roman" w:eastAsia="宋体" w:hAnsi="Times New Roman" w:cs="Times New Roman"/>
+          <w:kern w:val="0"/>
+          <w:sz w:val="24"/>
+          <w:szCs w:val="28"/>
+          <w14:ligatures w14:val="none"/>
+        </w:rPr>
+        <w:t xml:space="preserve">1 </w:t>
+      </w:r>
+      <w:r>
+        <w:rPr>
+          <w:rFonts w:ascii="Times New Roman" w:eastAsia="宋体" w:hAnsi="Times New Roman" w:cs="Times New Roman"/>
+          <w:kern w:val="0"/>
+          <w:sz w:val="24"/>
+          <w:szCs w:val="28"/>
+          <w14:ligatures w14:val="none"/>
+        </w:rPr>
+        <w:t>基于摩擦纳米发电的微能量辅助采集方法</w:t>
+      </w:r>
+    </w:p>
+    <w:p>
+      <w:pPr>
+        <w:widowControl/>
+        <w:spacing w:after="0" w:line="360" w:lineRule="auto"/>
+        <w:outlineLvl w:val="3"/>
+        <w:rPr>
+          <w:rFonts w:ascii="Times New Roman" w:eastAsia="宋体" w:hAnsi="Times New Roman" w:cs="Times New Roman"/>
+          <w:kern w:val="0"/>
+          <w:sz w:val="24"/>
+          <w:szCs w:val="28"/>
+          <w14:ligatures w14:val="none"/>
+        </w:rPr>
+      </w:pPr>
+      <w:r>
+        <w:rPr>
+          <w:rFonts w:ascii="Times New Roman" w:eastAsia="宋体" w:hAnsi="Times New Roman" w:cs="Times New Roman"/>
+          <w:kern w:val="0"/>
+          <w:sz w:val="24"/>
+          <w:szCs w:val="28"/>
+          <w14:ligatures w14:val="none"/>
+        </w:rPr>
+        <w:t>4</w:t>
+      </w:r>
+      <w:r>
+        <w:rPr>
+          <w:rFonts w:ascii="Times New Roman" w:eastAsia="宋体" w:hAnsi="Times New Roman" w:cs="Times New Roman"/>
+          <w:kern w:val="0"/>
+          <w:sz w:val="24"/>
+          <w:szCs w:val="28"/>
+          <w14:ligatures w14:val="none"/>
+        </w:rPr>
+        <w:t>.3.</w:t>
+      </w:r>
+      <w:r>
+        <w:rPr>
+          <w:rFonts w:ascii="Times New Roman" w:eastAsia="宋体" w:hAnsi="Times New Roman" w:cs="Times New Roman"/>
+          <w:kern w:val="0"/>
+          <w:sz w:val="24"/>
+          <w:szCs w:val="28"/>
+          <w14:ligatures w14:val="none"/>
+        </w:rPr>
+        <w:t>1</w:t>
+      </w:r>
+      <w:r>
+        <w:rPr>
+          <w:rFonts w:ascii="Times New Roman" w:eastAsia="宋体" w:hAnsi="Times New Roman" w:cs="Times New Roman"/>
+          <w:kern w:val="0"/>
+          <w:sz w:val="24"/>
+          <w:szCs w:val="28"/>
+          <w14:ligatures w14:val="none"/>
+        </w:rPr>
+        <w:t xml:space="preserve">.2 </w:t>
+      </w:r>
+      <w:r>
+        <w:rPr>
+          <w:rFonts w:ascii="Times New Roman" w:eastAsia="宋体" w:hAnsi="Times New Roman" w:cs="Times New Roman"/>
+          <w:kern w:val="0"/>
+          <w:sz w:val="24"/>
+          <w:szCs w:val="28"/>
+          <w14:ligatures w14:val="none"/>
+        </w:rPr>
+        <w:t>基于</w:t>
+      </w:r>
+      <w:r>
+        <w:rPr>
+          <w:rFonts w:ascii="Times New Roman" w:eastAsia="宋体" w:hAnsi="Times New Roman" w:cs="Times New Roman" w:hint="eastAsia"/>
+          <w:kern w:val="0"/>
+          <w:sz w:val="24"/>
+          <w:szCs w:val="28"/>
+          <w14:ligatures w14:val="none"/>
+        </w:rPr>
+        <w:t>压电效应的</w:t>
+      </w:r>
+      <w:r>
+        <w:rPr>
+          <w:rFonts w:ascii="Times New Roman" w:eastAsia="宋体" w:hAnsi="Times New Roman" w:cs="Times New Roman" w:hint="eastAsia"/>
+          <w:kern w:val="0"/>
+          <w:sz w:val="24"/>
+          <w:szCs w:val="28"/>
+          <w14:ligatures w14:val="none"/>
+        </w:rPr>
+        <w:t>机电</w:t>
+      </w:r>
+      <w:r>
+        <w:rPr>
+          <w:rFonts w:ascii="Times New Roman" w:eastAsia="宋体" w:hAnsi="Times New Roman" w:cs="Times New Roman" w:hint="eastAsia"/>
+          <w:kern w:val="0"/>
+          <w:sz w:val="24"/>
+          <w:szCs w:val="28"/>
+          <w14:ligatures w14:val="none"/>
+        </w:rPr>
+        <w:t>微</w:t>
+      </w:r>
+      <w:r>
+        <w:rPr>
+          <w:rFonts w:ascii="Times New Roman" w:eastAsia="宋体" w:hAnsi="Times New Roman" w:cs="Times New Roman" w:hint="eastAsia"/>
+          <w:kern w:val="0"/>
+          <w:sz w:val="24"/>
+          <w:szCs w:val="28"/>
+          <w14:ligatures w14:val="none"/>
+        </w:rPr>
+        <w:t>能量</w:t>
+      </w:r>
+      <w:r>
+        <w:rPr>
+          <w:rFonts w:ascii="Times New Roman" w:eastAsia="宋体" w:hAnsi="Times New Roman" w:cs="Times New Roman" w:hint="eastAsia"/>
+          <w:kern w:val="0"/>
+          <w:sz w:val="24"/>
+          <w:szCs w:val="28"/>
+          <w14:ligatures w14:val="none"/>
+        </w:rPr>
+        <w:t>转换方法</w:t>
+      </w:r>
+    </w:p>
+    <w:p>
+      <w:pPr>
+        <w:widowControl/>
+        <w:spacing w:after="0" w:line="360" w:lineRule="auto"/>
+        <w:outlineLvl w:val="3"/>
+        <w:rPr>
+          <w:rFonts w:ascii="Times New Roman" w:eastAsia="宋体" w:hAnsi="Times New Roman" w:cs="Times New Roman"/>
+          <w:kern w:val="0"/>
+          <w:sz w:val="24"/>
+          <w:szCs w:val="28"/>
+          <w14:ligatures w14:val="none"/>
+        </w:rPr>
+      </w:pPr>
+      <w:r>
+        <w:rPr>
+          <w:rFonts w:ascii="Times New Roman" w:eastAsia="宋体" w:hAnsi="Times New Roman" w:cs="Times New Roman" w:hint="eastAsia"/>
+          <w:kern w:val="0"/>
+          <w:sz w:val="24"/>
+          <w:szCs w:val="28"/>
+          <w14:ligatures w14:val="none"/>
+        </w:rPr>
+        <w:t>4</w:t>
+      </w:r>
+      <w:r>
+        <w:rPr>
+          <w:rFonts w:ascii="Times New Roman" w:eastAsia="宋体" w:hAnsi="Times New Roman" w:cs="Times New Roman"/>
+          <w:kern w:val="0"/>
+          <w:sz w:val="24"/>
+          <w:szCs w:val="28"/>
+          <w14:ligatures w14:val="none"/>
+        </w:rPr>
+        <w:t>.3.1.3</w:t>
+      </w:r>
+      <w:r>
+        <w:rPr>
+          <w:rFonts w:ascii="Times New Roman" w:eastAsia="宋体" w:hAnsi="Times New Roman" w:cs="Times New Roman"/>
+          <w:kern w:val="0"/>
+          <w:sz w:val="24"/>
+          <w:szCs w:val="28"/>
+          <w14:ligatures w14:val="none"/>
+        </w:rPr>
+        <w:t xml:space="preserve"> </w:t>
+      </w:r>
+      <w:r>
+        <w:rPr>
+          <w:rFonts w:ascii="Times New Roman" w:eastAsia="宋体" w:hAnsi="Times New Roman" w:cs="Times New Roman" w:hint="eastAsia"/>
+          <w:kern w:val="0"/>
+          <w:sz w:val="24"/>
+          <w:szCs w:val="28"/>
+          <w14:ligatures w14:val="none"/>
+        </w:rPr>
+        <w:t>基于</w:t>
+      </w:r>
+      <w:r>
+        <w:rPr>
+          <w:rFonts w:ascii="Times New Roman" w:eastAsia="宋体" w:hAnsi="Times New Roman" w:cs="Times New Roman" w:hint="eastAsia"/>
+          <w:kern w:val="0"/>
+          <w:sz w:val="24"/>
+          <w:szCs w:val="28"/>
+          <w14:ligatures w14:val="none"/>
+        </w:rPr>
+        <w:t>电场</w:t>
+      </w:r>
+      <w:proofErr w:type="gramStart"/>
+      <w:r>
+        <w:rPr>
+          <w:rFonts w:ascii="Times New Roman" w:eastAsia="宋体" w:hAnsi="Times New Roman" w:cs="Times New Roman" w:hint="eastAsia"/>
+          <w:kern w:val="0"/>
+          <w:sz w:val="24"/>
+          <w:szCs w:val="28"/>
+          <w14:ligatures w14:val="none"/>
+        </w:rPr>
+        <w:t>感应取能的</w:t>
+      </w:r>
+      <w:proofErr w:type="gramEnd"/>
+      <w:r>
+        <w:rPr>
+          <w:rFonts w:ascii="Times New Roman" w:eastAsia="宋体" w:hAnsi="Times New Roman" w:cs="Times New Roman" w:hint="eastAsia"/>
+          <w:kern w:val="0"/>
+          <w:sz w:val="24"/>
+          <w:szCs w:val="28"/>
+          <w14:ligatures w14:val="none"/>
+        </w:rPr>
+        <w:t>环境</w:t>
+      </w:r>
+      <w:r>
+        <w:rPr>
+          <w:rFonts w:ascii="Times New Roman" w:eastAsia="宋体" w:hAnsi="Times New Roman" w:cs="Times New Roman" w:hint="eastAsia"/>
+          <w:kern w:val="0"/>
+          <w:sz w:val="24"/>
+          <w:szCs w:val="28"/>
+          <w14:ligatures w14:val="none"/>
+        </w:rPr>
+        <w:t>微</w:t>
+      </w:r>
+      <w:r>
+        <w:rPr>
+          <w:rFonts w:ascii="Times New Roman" w:eastAsia="宋体" w:hAnsi="Times New Roman" w:cs="Times New Roman" w:hint="eastAsia"/>
+          <w:kern w:val="0"/>
+          <w:sz w:val="24"/>
+          <w:szCs w:val="28"/>
+          <w14:ligatures w14:val="none"/>
+        </w:rPr>
+        <w:t>能量获取</w:t>
+      </w:r>
+      <w:r>
+        <w:rPr>
+          <w:rFonts w:ascii="Times New Roman" w:eastAsia="宋体" w:hAnsi="Times New Roman" w:cs="Times New Roman" w:hint="eastAsia"/>
+          <w:kern w:val="0"/>
+          <w:sz w:val="24"/>
+          <w:szCs w:val="28"/>
+          <w14:ligatures w14:val="none"/>
+        </w:rPr>
+        <w:t>方法</w:t>
+      </w:r>
+    </w:p>
+    <w:p>
+      <w:pPr>
+        <w:widowControl/>
+        <w:spacing w:after="0" w:line="360" w:lineRule="auto"/>
+        <w:outlineLvl w:val="3"/>
+        <w:rPr>
+          <w:rFonts w:ascii="Times New Roman" w:eastAsia="宋体" w:hAnsi="Times New Roman" w:cs="Times New Roman"/>
+          <w:kern w:val="0"/>
+          <w:sz w:val="24"/>
+          <w:szCs w:val="28"/>
+          <w14:ligatures w14:val="none"/>
+        </w:rPr>
+      </w:pPr>
+      <w:r>
+        <w:rPr>
+          <w:rFonts w:ascii="Times New Roman" w:eastAsia="宋体" w:hAnsi="Times New Roman" w:cs="Times New Roman" w:hint="eastAsia"/>
+          <w:kern w:val="0"/>
+          <w:sz w:val="24"/>
+          <w:szCs w:val="28"/>
+          <w14:ligatures w14:val="none"/>
+        </w:rPr>
+        <w:t>4</w:t>
+      </w:r>
+      <w:r>
+        <w:rPr>
+          <w:rFonts w:ascii="Times New Roman" w:eastAsia="宋体" w:hAnsi="Times New Roman" w:cs="Times New Roman"/>
+          <w:kern w:val="0"/>
+          <w:sz w:val="24"/>
+          <w:szCs w:val="28"/>
+          <w14:ligatures w14:val="none"/>
+        </w:rPr>
+        <w:t xml:space="preserve">.3.1.4 </w:t>
+      </w:r>
+      <w:r>
+        <w:rPr>
+          <w:rFonts w:ascii="Times New Roman" w:eastAsia="宋体" w:hAnsi="Times New Roman" w:cs="Times New Roman" w:hint="eastAsia"/>
+          <w:kern w:val="0"/>
+          <w:sz w:val="24"/>
+          <w:szCs w:val="28"/>
+          <w14:ligatures w14:val="none"/>
+        </w:rPr>
+        <w:t>基于</w:t>
+      </w:r>
+      <w:r>
+        <w:rPr>
+          <w:rFonts w:ascii="Times New Roman" w:eastAsia="宋体" w:hAnsi="Times New Roman" w:cs="Times New Roman" w:hint="eastAsia"/>
+          <w:kern w:val="0"/>
+          <w:sz w:val="24"/>
+          <w:szCs w:val="28"/>
+          <w14:ligatures w14:val="none"/>
+        </w:rPr>
+        <w:t>多源能量融合的协同供能控制方法</w:t>
       </w:r>
     </w:p>
     <w:p>
@@ -1071,7 +1251,7 @@
           <w:szCs w:val="28"/>
           <w14:ligatures w14:val="none"/>
         </w:rPr>
-        <w:t>3</w:t>
+        <w:t>2</w:t>
       </w:r>
       <w:r>
         <w:rPr>
@@ -1093,81 +1273,7 @@
           <w:szCs w:val="28"/>
           <w14:ligatures w14:val="none"/>
         </w:rPr>
-        <w:t>基于任务负载特征的单兵装置功耗估算方法</w:t>
-      </w:r>
-    </w:p>
-    <w:p>
-      <w:pPr>
-        <w:keepNext/>
-        <w:keepLines/>
-        <w:widowControl/>
-        <w:spacing w:afterLines="50" w:after="156" w:line="360" w:lineRule="auto"/>
-        <w:outlineLvl w:val="1"/>
-        <w:rPr>
-          <w:rFonts w:ascii="Times New Roman" w:eastAsia="宋体" w:hAnsi="Times New Roman" w:cs="宋体"/>
-          <w:b/>
-          <w:bCs/>
-          <w:sz w:val="30"/>
-          <w:szCs w:val="30"/>
-          <w14:ligatures w14:val="none"/>
-        </w:rPr>
-      </w:pPr>
-      <w:r>
-        <w:rPr>
-          <w:rFonts w:ascii="Times New Roman" w:eastAsia="宋体" w:hAnsi="Times New Roman" w:cs="宋体"/>
-          <w:b/>
-          <w:bCs/>
-          <w:sz w:val="30"/>
-          <w:szCs w:val="30"/>
-          <w14:ligatures w14:val="none"/>
-        </w:rPr>
-        <w:t>4</w:t>
-      </w:r>
-      <w:r>
-        <w:rPr>
-          <w:rFonts w:ascii="Times New Roman" w:eastAsia="宋体" w:hAnsi="Times New Roman" w:cs="宋体"/>
-          <w:b/>
-          <w:bCs/>
-          <w:sz w:val="30"/>
-          <w:szCs w:val="30"/>
-          <w14:ligatures w14:val="none"/>
-        </w:rPr>
-        <w:t xml:space="preserve">.4 </w:t>
-      </w:r>
-      <w:r>
-        <w:rPr>
-          <w:rFonts w:ascii="Times New Roman" w:eastAsia="宋体" w:hAnsi="Times New Roman" w:cs="宋体"/>
-          <w:b/>
-          <w:bCs/>
-          <w:sz w:val="30"/>
-          <w:szCs w:val="30"/>
-          <w14:ligatures w14:val="none"/>
-        </w:rPr>
-        <w:t>电网应急单兵智能</w:t>
-      </w:r>
-      <w:proofErr w:type="gramStart"/>
-      <w:r>
-        <w:rPr>
-          <w:rFonts w:ascii="Times New Roman" w:eastAsia="宋体" w:hAnsi="Times New Roman" w:cs="宋体"/>
-          <w:b/>
-          <w:bCs/>
-          <w:sz w:val="30"/>
-          <w:szCs w:val="30"/>
-          <w14:ligatures w14:val="none"/>
-        </w:rPr>
-        <w:t>研</w:t>
-      </w:r>
-      <w:proofErr w:type="gramEnd"/>
-      <w:r>
-        <w:rPr>
-          <w:rFonts w:ascii="Times New Roman" w:eastAsia="宋体" w:hAnsi="Times New Roman" w:cs="宋体"/>
-          <w:b/>
-          <w:bCs/>
-          <w:sz w:val="30"/>
-          <w:szCs w:val="30"/>
-          <w14:ligatures w14:val="none"/>
-        </w:rPr>
-        <w:t>判装置研制与快速响应能力研究</w:t>
+        <w:t>基于任务需求与能源状态的工作模式切换方法</w:t>
       </w:r>
     </w:p>
     <w:p>
@@ -1207,18 +1313,90 @@
           <w:szCs w:val="28"/>
           <w14:ligatures w14:val="none"/>
         </w:rPr>
-        <w:t xml:space="preserve">.4.1 </w:t>
-      </w:r>
-      <w:r>
-        <w:rPr>
-          <w:rFonts w:ascii="Times New Roman" w:eastAsia="宋体" w:hAnsi="Times New Roman" w:cs="宋体"/>
-          <w:b/>
-          <w:bCs/>
-          <w:sz w:val="28"/>
-          <w:szCs w:val="28"/>
-          <w14:ligatures w14:val="none"/>
-        </w:rPr>
-        <w:t>单兵智能</w:t>
+        <w:t>.3.</w:t>
+      </w:r>
+      <w:r>
+        <w:rPr>
+          <w:rFonts w:ascii="Times New Roman" w:eastAsia="宋体" w:hAnsi="Times New Roman" w:cs="宋体"/>
+          <w:b/>
+          <w:bCs/>
+          <w:sz w:val="28"/>
+          <w:szCs w:val="28"/>
+          <w14:ligatures w14:val="none"/>
+        </w:rPr>
+        <w:t>3</w:t>
+      </w:r>
+      <w:r>
+        <w:rPr>
+          <w:rFonts w:ascii="Times New Roman" w:eastAsia="宋体" w:hAnsi="Times New Roman" w:cs="宋体"/>
+          <w:b/>
+          <w:bCs/>
+          <w:sz w:val="28"/>
+          <w:szCs w:val="28"/>
+          <w14:ligatures w14:val="none"/>
+        </w:rPr>
+        <w:t xml:space="preserve"> </w:t>
+      </w:r>
+      <w:r>
+        <w:rPr>
+          <w:rFonts w:ascii="Times New Roman" w:eastAsia="宋体" w:hAnsi="Times New Roman" w:cs="宋体"/>
+          <w:b/>
+          <w:bCs/>
+          <w:sz w:val="28"/>
+          <w:szCs w:val="28"/>
+          <w14:ligatures w14:val="none"/>
+        </w:rPr>
+        <w:t>基于任务负载特征的单兵装置功耗估算方法</w:t>
+      </w:r>
+    </w:p>
+    <w:p>
+      <w:pPr>
+        <w:keepNext/>
+        <w:keepLines/>
+        <w:widowControl/>
+        <w:spacing w:afterLines="50" w:after="156" w:line="360" w:lineRule="auto"/>
+        <w:outlineLvl w:val="1"/>
+        <w:rPr>
+          <w:rFonts w:ascii="Times New Roman" w:eastAsia="宋体" w:hAnsi="Times New Roman" w:cs="宋体"/>
+          <w:b/>
+          <w:bCs/>
+          <w:sz w:val="30"/>
+          <w:szCs w:val="30"/>
+          <w14:ligatures w14:val="none"/>
+        </w:rPr>
+      </w:pPr>
+      <w:r>
+        <w:rPr>
+          <w:rFonts w:ascii="Times New Roman" w:eastAsia="宋体" w:hAnsi="Times New Roman" w:cs="宋体"/>
+          <w:b/>
+          <w:bCs/>
+          <w:sz w:val="30"/>
+          <w:szCs w:val="30"/>
+          <w14:ligatures w14:val="none"/>
+        </w:rPr>
+        <w:t>4</w:t>
+      </w:r>
+      <w:r>
+        <w:rPr>
+          <w:rFonts w:ascii="Times New Roman" w:eastAsia="宋体" w:hAnsi="Times New Roman" w:cs="宋体"/>
+          <w:b/>
+          <w:bCs/>
+          <w:sz w:val="30"/>
+          <w:szCs w:val="30"/>
+          <w14:ligatures w14:val="none"/>
+        </w:rPr>
+        <w:t xml:space="preserve">.4 </w:t>
+      </w:r>
+      <w:r>
+        <w:rPr>
+          <w:rFonts w:ascii="Times New Roman" w:eastAsia="宋体" w:hAnsi="Times New Roman" w:cs="宋体"/>
+          <w:b/>
+          <w:bCs/>
+          <w:sz w:val="30"/>
+          <w:szCs w:val="30"/>
+          <w14:ligatures w14:val="none"/>
+        </w:rPr>
+        <w:t>电网应急单兵智能</w:t>
       </w:r>
       <w:proofErr w:type="gramStart"/>
       <w:r>
@@ -1226,8 +1404,8 @@
           <w:rFonts w:ascii="Times New Roman" w:eastAsia="宋体" w:hAnsi="Times New Roman" w:cs="宋体"/>
           <w:b/>
           <w:bCs/>
-          <w:sz w:val="28"/>
-          <w:szCs w:val="28"/>
+          <w:sz w:val="30"/>
+          <w:szCs w:val="30"/>
           <w14:ligatures w14:val="none"/>
         </w:rPr>
         <w:t>研</w:t>
@@ -1238,52 +1416,11 @@
           <w:rFonts w:ascii="Times New Roman" w:eastAsia="宋体" w:hAnsi="Times New Roman" w:cs="宋体"/>
           <w:b/>
           <w:bCs/>
-          <w:sz w:val="28"/>
-          <w:szCs w:val="28"/>
-          <w14:ligatures w14:val="none"/>
-        </w:rPr>
-        <w:t>判装置硬件模块设计</w:t>
-      </w:r>
-    </w:p>
-    <w:p>
-      <w:r>
-        <w:t>主要包括：核心计算模块、电源模块、传感器/感知模块、通信模块、人机交互模块、存储模块和散热模块。</w:t>
-      </w:r>
-    </w:p>
-    <w:p>
-      <w:r>
-        <w:t>其中：</w:t>
-      </w:r>
-    </w:p>
-    <w:p>
-      <w:r>
-        <w:t>电源模块包括电池、摩擦纳米发电、</w:t>
-      </w:r>
-      <w:r>
-        <w:rPr>
-          <w:rFonts w:hint="eastAsia"/>
-        </w:rPr>
-        <w:t>压电效应发电、电磁感应发电</w:t>
-      </w:r>
-      <w:r>
-        <w:rPr>
-          <w:rFonts w:hint="eastAsia"/>
-        </w:rPr>
-        <w:t>、</w:t>
-      </w:r>
-      <w:r>
-        <w:t>DC/DC及电源管理模块；</w:t>
-      </w:r>
-    </w:p>
-    <w:p>
-      <w:r>
-        <w:t>通信模块包括Wi-Fi、网卡、蓝牙、USB Type-C及卫星通信模块；</w:t>
-      </w:r>
-    </w:p>
-    <w:p>
-      <w:r>
-        <w:lastRenderedPageBreak/>
-        <w:t>人机交互模块包括触控屏、按键、状态灯及语音交互单元。</w:t>
+          <w:sz w:val="30"/>
+          <w:szCs w:val="30"/>
+          <w14:ligatures w14:val="none"/>
+        </w:rPr>
+        <w:t>判装置研制与快速响应能力研究</w:t>
       </w:r>
     </w:p>
     <w:p>
@@ -1323,170 +1460,83 @@
           <w:szCs w:val="28"/>
           <w14:ligatures w14:val="none"/>
         </w:rPr>
-        <w:t xml:space="preserve">.4.2 </w:t>
-      </w:r>
-      <w:r>
-        <w:rPr>
-          <w:rFonts w:ascii="Times New Roman" w:eastAsia="宋体" w:hAnsi="Times New Roman" w:cs="宋体"/>
-          <w:b/>
-          <w:bCs/>
-          <w:sz w:val="28"/>
-          <w:szCs w:val="28"/>
-          <w14:ligatures w14:val="none"/>
-        </w:rPr>
-        <w:t>单兵装置紧凑型硬件设计方法</w:t>
-      </w:r>
-    </w:p>
-    <w:p>
-      <w:pPr>
-        <w:widowControl/>
-        <w:spacing w:after="0" w:line="360" w:lineRule="auto"/>
-        <w:outlineLvl w:val="3"/>
-        <w:rPr>
-          <w:rFonts w:ascii="Times New Roman" w:eastAsia="宋体" w:hAnsi="Times New Roman" w:cs="Times New Roman"/>
-          <w:kern w:val="0"/>
-          <w:sz w:val="24"/>
-          <w:szCs w:val="28"/>
-          <w14:ligatures w14:val="none"/>
-        </w:rPr>
-      </w:pPr>
-      <w:r>
-        <w:rPr>
-          <w:rFonts w:ascii="Times New Roman" w:eastAsia="宋体" w:hAnsi="Times New Roman" w:cs="Times New Roman"/>
-          <w:kern w:val="0"/>
-          <w:sz w:val="24"/>
-          <w:szCs w:val="28"/>
-          <w14:ligatures w14:val="none"/>
-        </w:rPr>
-        <w:t>4</w:t>
-      </w:r>
-      <w:r>
-        <w:rPr>
-          <w:rFonts w:ascii="Times New Roman" w:eastAsia="宋体" w:hAnsi="Times New Roman" w:cs="Times New Roman"/>
-          <w:kern w:val="0"/>
-          <w:sz w:val="24"/>
-          <w:szCs w:val="28"/>
-          <w14:ligatures w14:val="none"/>
-        </w:rPr>
-        <w:t xml:space="preserve">.4.2.1 </w:t>
-      </w:r>
-      <w:r>
-        <w:rPr>
-          <w:rFonts w:ascii="Times New Roman" w:eastAsia="宋体" w:hAnsi="Times New Roman" w:cs="Times New Roman"/>
-          <w:kern w:val="0"/>
-          <w:sz w:val="24"/>
-          <w:szCs w:val="28"/>
-          <w14:ligatures w14:val="none"/>
-        </w:rPr>
-        <w:t>基于功能分区与空间约束的硬件模块紧凑布局方法</w:t>
-      </w:r>
-    </w:p>
-    <w:p>
-      <w:pPr>
-        <w:widowControl/>
-        <w:spacing w:after="0" w:line="360" w:lineRule="auto"/>
-        <w:outlineLvl w:val="3"/>
-        <w:rPr>
-          <w:rFonts w:ascii="Times New Roman" w:eastAsia="宋体" w:hAnsi="Times New Roman" w:cs="Times New Roman"/>
-          <w:kern w:val="0"/>
-          <w:sz w:val="24"/>
-          <w:szCs w:val="28"/>
-          <w14:ligatures w14:val="none"/>
-        </w:rPr>
-      </w:pPr>
-      <w:r>
-        <w:rPr>
-          <w:rFonts w:ascii="Times New Roman" w:eastAsia="宋体" w:hAnsi="Times New Roman" w:cs="Times New Roman"/>
-          <w:kern w:val="0"/>
-          <w:sz w:val="24"/>
-          <w:szCs w:val="28"/>
-          <w14:ligatures w14:val="none"/>
-        </w:rPr>
-        <w:t>4</w:t>
-      </w:r>
-      <w:r>
-        <w:rPr>
-          <w:rFonts w:ascii="Times New Roman" w:eastAsia="宋体" w:hAnsi="Times New Roman" w:cs="Times New Roman"/>
-          <w:kern w:val="0"/>
-          <w:sz w:val="24"/>
-          <w:szCs w:val="28"/>
-          <w14:ligatures w14:val="none"/>
-        </w:rPr>
-        <w:t xml:space="preserve">.4.2.2 </w:t>
-      </w:r>
-      <w:r>
-        <w:rPr>
-          <w:rFonts w:ascii="Times New Roman" w:eastAsia="宋体" w:hAnsi="Times New Roman" w:cs="Times New Roman"/>
-          <w:kern w:val="0"/>
-          <w:sz w:val="24"/>
-          <w:szCs w:val="28"/>
-          <w14:ligatures w14:val="none"/>
-        </w:rPr>
-        <w:t>基于高密度布局布线的紧凑型</w:t>
-      </w:r>
-      <w:r>
-        <w:rPr>
-          <w:rFonts w:ascii="Times New Roman" w:eastAsia="宋体" w:hAnsi="Times New Roman" w:cs="Times New Roman"/>
-          <w:kern w:val="0"/>
-          <w:sz w:val="24"/>
-          <w:szCs w:val="28"/>
-          <w14:ligatures w14:val="none"/>
-        </w:rPr>
-        <w:t>PCB</w:t>
-      </w:r>
-      <w:r>
-        <w:rPr>
-          <w:rFonts w:ascii="Times New Roman" w:eastAsia="宋体" w:hAnsi="Times New Roman" w:cs="Times New Roman"/>
-          <w:kern w:val="0"/>
-          <w:sz w:val="24"/>
-          <w:szCs w:val="28"/>
-          <w14:ligatures w14:val="none"/>
-        </w:rPr>
-        <w:t>设计方法</w:t>
-      </w:r>
-    </w:p>
-    <w:p>
-      <w:pPr>
-        <w:widowControl/>
-        <w:spacing w:after="0" w:line="360" w:lineRule="auto"/>
-        <w:outlineLvl w:val="3"/>
-        <w:rPr>
-          <w:rFonts w:ascii="Times New Roman" w:eastAsia="宋体" w:hAnsi="Times New Roman" w:cs="Times New Roman"/>
-          <w:kern w:val="0"/>
-          <w:sz w:val="24"/>
-          <w:szCs w:val="28"/>
-          <w14:ligatures w14:val="none"/>
-        </w:rPr>
-      </w:pPr>
-      <w:r>
-        <w:rPr>
-          <w:rFonts w:ascii="Times New Roman" w:eastAsia="宋体" w:hAnsi="Times New Roman" w:cs="Times New Roman"/>
-          <w:kern w:val="0"/>
-          <w:sz w:val="24"/>
-          <w:szCs w:val="28"/>
-          <w14:ligatures w14:val="none"/>
-        </w:rPr>
-        <w:t>4</w:t>
-      </w:r>
-      <w:r>
-        <w:rPr>
-          <w:rFonts w:ascii="Times New Roman" w:eastAsia="宋体" w:hAnsi="Times New Roman" w:cs="Times New Roman"/>
-          <w:kern w:val="0"/>
-          <w:sz w:val="24"/>
-          <w:szCs w:val="28"/>
-          <w14:ligatures w14:val="none"/>
-        </w:rPr>
-        <w:t xml:space="preserve">.4.2.3 </w:t>
-      </w:r>
-      <w:r>
-        <w:rPr>
-          <w:rFonts w:ascii="Times New Roman" w:eastAsia="宋体" w:hAnsi="Times New Roman" w:cs="Times New Roman"/>
-          <w:kern w:val="0"/>
-          <w:sz w:val="24"/>
-          <w:szCs w:val="28"/>
-          <w14:ligatures w14:val="none"/>
-        </w:rPr>
-        <w:t>基于集成电源管理模块的供电电路一体化设计方法</w:t>
+        <w:t xml:space="preserve">.4.1 </w:t>
+      </w:r>
+      <w:r>
+        <w:rPr>
+          <w:rFonts w:ascii="Times New Roman" w:eastAsia="宋体" w:hAnsi="Times New Roman" w:cs="宋体"/>
+          <w:b/>
+          <w:bCs/>
+          <w:sz w:val="28"/>
+          <w:szCs w:val="28"/>
+          <w14:ligatures w14:val="none"/>
+        </w:rPr>
+        <w:t>单兵智能</w:t>
+      </w:r>
+      <w:proofErr w:type="gramStart"/>
+      <w:r>
+        <w:rPr>
+          <w:rFonts w:ascii="Times New Roman" w:eastAsia="宋体" w:hAnsi="Times New Roman" w:cs="宋体"/>
+          <w:b/>
+          <w:bCs/>
+          <w:sz w:val="28"/>
+          <w:szCs w:val="28"/>
+          <w14:ligatures w14:val="none"/>
+        </w:rPr>
+        <w:t>研</w:t>
+      </w:r>
+      <w:proofErr w:type="gramEnd"/>
+      <w:r>
+        <w:rPr>
+          <w:rFonts w:ascii="Times New Roman" w:eastAsia="宋体" w:hAnsi="Times New Roman" w:cs="宋体"/>
+          <w:b/>
+          <w:bCs/>
+          <w:sz w:val="28"/>
+          <w:szCs w:val="28"/>
+          <w14:ligatures w14:val="none"/>
+        </w:rPr>
+        <w:t>判装置硬件模块设计</w:t>
+      </w:r>
+    </w:p>
+    <w:p>
+      <w:r>
+        <w:t>主要包括：核心计算模块、电源模块、传感器/感知模块、通信模块、人机交互模块、存储模块和散热模块。</w:t>
+      </w:r>
+    </w:p>
+    <w:p>
+      <w:r>
+        <w:lastRenderedPageBreak/>
+        <w:t>其中：</w:t>
+      </w:r>
+    </w:p>
+    <w:p>
+      <w:r>
+        <w:t>电源模块包括电池、摩擦纳米发电、</w:t>
+      </w:r>
+      <w:r>
+        <w:rPr>
+          <w:rFonts w:hint="eastAsia"/>
+        </w:rPr>
+        <w:t>压电效应发电、电磁感应发电</w:t>
+      </w:r>
+      <w:r>
+        <w:rPr>
+          <w:rFonts w:hint="eastAsia"/>
+        </w:rPr>
+        <w:t>、</w:t>
+      </w:r>
+      <w:r>
+        <w:t>DC/DC及电源管理模块；</w:t>
+      </w:r>
+    </w:p>
+    <w:p>
+      <w:r>
+        <w:t>通信模块包括Wi-Fi、网卡、蓝牙、USB Type-C及卫星通信模块；</w:t>
+      </w:r>
+    </w:p>
+    <w:p>
+      <w:r>
+        <w:t>人机交互模块包括触控屏、按键、状态灯及语音交互单元。</w:t>
       </w:r>
     </w:p>
     <w:p>
@@ -1526,55 +1576,170 @@
           <w:szCs w:val="28"/>
           <w14:ligatures w14:val="none"/>
         </w:rPr>
-        <w:t xml:space="preserve">.4.3 </w:t>
-      </w:r>
-      <w:r>
-        <w:rPr>
-          <w:rFonts w:ascii="Times New Roman" w:eastAsia="宋体" w:hAnsi="Times New Roman" w:cs="宋体"/>
-          <w:b/>
-          <w:bCs/>
-          <w:sz w:val="28"/>
-          <w:szCs w:val="28"/>
-          <w14:ligatures w14:val="none"/>
-        </w:rPr>
-        <w:t>面向智能</w:t>
-      </w:r>
-      <w:proofErr w:type="gramStart"/>
-      <w:r>
-        <w:rPr>
-          <w:rFonts w:ascii="Times New Roman" w:eastAsia="宋体" w:hAnsi="Times New Roman" w:cs="宋体"/>
-          <w:b/>
-          <w:bCs/>
-          <w:sz w:val="28"/>
-          <w:szCs w:val="28"/>
-          <w14:ligatures w14:val="none"/>
-        </w:rPr>
-        <w:t>研</w:t>
-      </w:r>
-      <w:proofErr w:type="gramEnd"/>
-      <w:r>
-        <w:rPr>
-          <w:rFonts w:ascii="Times New Roman" w:eastAsia="宋体" w:hAnsi="Times New Roman" w:cs="宋体"/>
-          <w:b/>
-          <w:bCs/>
-          <w:sz w:val="28"/>
-          <w:szCs w:val="28"/>
-          <w14:ligatures w14:val="none"/>
-        </w:rPr>
-        <w:t>判的单兵装置功能软件模块设计</w:t>
-      </w:r>
-    </w:p>
-    <w:p>
-      <w:r>
-        <w:t>主要包括：智能生成、应急</w:t>
-      </w:r>
-      <w:proofErr w:type="gramStart"/>
-      <w:r>
-        <w:t>研</w:t>
-      </w:r>
-      <w:proofErr w:type="gramEnd"/>
-      <w:r>
-        <w:t>判、电能管理等功能软件模块。</w:t>
+        <w:t xml:space="preserve">.4.2 </w:t>
+      </w:r>
+      <w:r>
+        <w:rPr>
+          <w:rFonts w:ascii="Times New Roman" w:eastAsia="宋体" w:hAnsi="Times New Roman" w:cs="宋体"/>
+          <w:b/>
+          <w:bCs/>
+          <w:sz w:val="28"/>
+          <w:szCs w:val="28"/>
+          <w14:ligatures w14:val="none"/>
+        </w:rPr>
+        <w:t>单兵装置紧凑型硬件设计方法</w:t>
+      </w:r>
+    </w:p>
+    <w:p>
+      <w:pPr>
+        <w:widowControl/>
+        <w:spacing w:after="0" w:line="360" w:lineRule="auto"/>
+        <w:outlineLvl w:val="3"/>
+        <w:rPr>
+          <w:rFonts w:ascii="Times New Roman" w:eastAsia="宋体" w:hAnsi="Times New Roman" w:cs="Times New Roman"/>
+          <w:kern w:val="0"/>
+          <w:sz w:val="24"/>
+          <w:szCs w:val="28"/>
+          <w14:ligatures w14:val="none"/>
+        </w:rPr>
+      </w:pPr>
+      <w:r>
+        <w:rPr>
+          <w:rFonts w:ascii="Times New Roman" w:eastAsia="宋体" w:hAnsi="Times New Roman" w:cs="Times New Roman"/>
+          <w:kern w:val="0"/>
+          <w:sz w:val="24"/>
+          <w:szCs w:val="28"/>
+          <w14:ligatures w14:val="none"/>
+        </w:rPr>
+        <w:t>4</w:t>
+      </w:r>
+      <w:r>
+        <w:rPr>
+          <w:rFonts w:ascii="Times New Roman" w:eastAsia="宋体" w:hAnsi="Times New Roman" w:cs="Times New Roman"/>
+          <w:kern w:val="0"/>
+          <w:sz w:val="24"/>
+          <w:szCs w:val="28"/>
+          <w14:ligatures w14:val="none"/>
+        </w:rPr>
+        <w:t xml:space="preserve">.4.2.1 </w:t>
+      </w:r>
+      <w:r>
+        <w:rPr>
+          <w:rFonts w:ascii="Times New Roman" w:eastAsia="宋体" w:hAnsi="Times New Roman" w:cs="Times New Roman"/>
+          <w:kern w:val="0"/>
+          <w:sz w:val="24"/>
+          <w:szCs w:val="28"/>
+          <w14:ligatures w14:val="none"/>
+        </w:rPr>
+        <w:t>基于功能分区与空间约束的硬件模块紧凑布局方法</w:t>
+      </w:r>
+    </w:p>
+    <w:p>
+      <w:pPr>
+        <w:widowControl/>
+        <w:spacing w:after="0" w:line="360" w:lineRule="auto"/>
+        <w:outlineLvl w:val="3"/>
+        <w:rPr>
+          <w:rFonts w:ascii="Times New Roman" w:eastAsia="宋体" w:hAnsi="Times New Roman" w:cs="Times New Roman"/>
+          <w:kern w:val="0"/>
+          <w:sz w:val="24"/>
+          <w:szCs w:val="28"/>
+          <w14:ligatures w14:val="none"/>
+        </w:rPr>
+      </w:pPr>
+      <w:r>
+        <w:rPr>
+          <w:rFonts w:ascii="Times New Roman" w:eastAsia="宋体" w:hAnsi="Times New Roman" w:cs="Times New Roman"/>
+          <w:kern w:val="0"/>
+          <w:sz w:val="24"/>
+          <w:szCs w:val="28"/>
+          <w14:ligatures w14:val="none"/>
+        </w:rPr>
+        <w:t>4</w:t>
+      </w:r>
+      <w:r>
+        <w:rPr>
+          <w:rFonts w:ascii="Times New Roman" w:eastAsia="宋体" w:hAnsi="Times New Roman" w:cs="Times New Roman"/>
+          <w:kern w:val="0"/>
+          <w:sz w:val="24"/>
+          <w:szCs w:val="28"/>
+          <w14:ligatures w14:val="none"/>
+        </w:rPr>
+        <w:t xml:space="preserve">.4.2.2 </w:t>
+      </w:r>
+      <w:r>
+        <w:rPr>
+          <w:rFonts w:ascii="Times New Roman" w:eastAsia="宋体" w:hAnsi="Times New Roman" w:cs="Times New Roman"/>
+          <w:kern w:val="0"/>
+          <w:sz w:val="24"/>
+          <w:szCs w:val="28"/>
+          <w14:ligatures w14:val="none"/>
+        </w:rPr>
+        <w:t>基于高密度布局布线的紧凑型</w:t>
+      </w:r>
+      <w:r>
+        <w:rPr>
+          <w:rFonts w:ascii="Times New Roman" w:eastAsia="宋体" w:hAnsi="Times New Roman" w:cs="Times New Roman"/>
+          <w:kern w:val="0"/>
+          <w:sz w:val="24"/>
+          <w:szCs w:val="28"/>
+          <w14:ligatures w14:val="none"/>
+        </w:rPr>
+        <w:t>PCB</w:t>
+      </w:r>
+      <w:r>
+        <w:rPr>
+          <w:rFonts w:ascii="Times New Roman" w:eastAsia="宋体" w:hAnsi="Times New Roman" w:cs="Times New Roman"/>
+          <w:kern w:val="0"/>
+          <w:sz w:val="24"/>
+          <w:szCs w:val="28"/>
+          <w14:ligatures w14:val="none"/>
+        </w:rPr>
+        <w:t>设计方法</w:t>
+      </w:r>
+    </w:p>
+    <w:p>
+      <w:pPr>
+        <w:widowControl/>
+        <w:spacing w:after="0" w:line="360" w:lineRule="auto"/>
+        <w:outlineLvl w:val="3"/>
+        <w:rPr>
+          <w:rFonts w:ascii="Times New Roman" w:eastAsia="宋体" w:hAnsi="Times New Roman" w:cs="Times New Roman"/>
+          <w:kern w:val="0"/>
+          <w:sz w:val="24"/>
+          <w:szCs w:val="28"/>
+          <w14:ligatures w14:val="none"/>
+        </w:rPr>
+      </w:pPr>
+      <w:r>
+        <w:rPr>
+          <w:rFonts w:ascii="Times New Roman" w:eastAsia="宋体" w:hAnsi="Times New Roman" w:cs="Times New Roman"/>
+          <w:kern w:val="0"/>
+          <w:sz w:val="24"/>
+          <w:szCs w:val="28"/>
+          <w14:ligatures w14:val="none"/>
+        </w:rPr>
+        <w:t>4</w:t>
+      </w:r>
+      <w:r>
+        <w:rPr>
+          <w:rFonts w:ascii="Times New Roman" w:eastAsia="宋体" w:hAnsi="Times New Roman" w:cs="Times New Roman"/>
+          <w:kern w:val="0"/>
+          <w:sz w:val="24"/>
+          <w:szCs w:val="28"/>
+          <w14:ligatures w14:val="none"/>
+        </w:rPr>
+        <w:t xml:space="preserve">.4.2.3 </w:t>
+      </w:r>
+      <w:r>
+        <w:rPr>
+          <w:rFonts w:ascii="Times New Roman" w:eastAsia="宋体" w:hAnsi="Times New Roman" w:cs="Times New Roman"/>
+          <w:kern w:val="0"/>
+          <w:sz w:val="24"/>
+          <w:szCs w:val="28"/>
+          <w14:ligatures w14:val="none"/>
+        </w:rPr>
+        <w:t>基于集成电源管理模块的供电电路一体化设计方法</w:t>
       </w:r>
     </w:p>
     <w:p>
@@ -1614,6 +1779,94 @@
           <w:szCs w:val="28"/>
           <w14:ligatures w14:val="none"/>
         </w:rPr>
+        <w:t xml:space="preserve">.4.3 </w:t>
+      </w:r>
+      <w:r>
+        <w:rPr>
+          <w:rFonts w:ascii="Times New Roman" w:eastAsia="宋体" w:hAnsi="Times New Roman" w:cs="宋体"/>
+          <w:b/>
+          <w:bCs/>
+          <w:sz w:val="28"/>
+          <w:szCs w:val="28"/>
+          <w14:ligatures w14:val="none"/>
+        </w:rPr>
+        <w:t>面向智能</w:t>
+      </w:r>
+      <w:proofErr w:type="gramStart"/>
+      <w:r>
+        <w:rPr>
+          <w:rFonts w:ascii="Times New Roman" w:eastAsia="宋体" w:hAnsi="Times New Roman" w:cs="宋体"/>
+          <w:b/>
+          <w:bCs/>
+          <w:sz w:val="28"/>
+          <w:szCs w:val="28"/>
+          <w14:ligatures w14:val="none"/>
+        </w:rPr>
+        <w:t>研</w:t>
+      </w:r>
+      <w:proofErr w:type="gramEnd"/>
+      <w:r>
+        <w:rPr>
+          <w:rFonts w:ascii="Times New Roman" w:eastAsia="宋体" w:hAnsi="Times New Roman" w:cs="宋体"/>
+          <w:b/>
+          <w:bCs/>
+          <w:sz w:val="28"/>
+          <w:szCs w:val="28"/>
+          <w14:ligatures w14:val="none"/>
+        </w:rPr>
+        <w:t>判的单兵装置功能软件模块设计</w:t>
+      </w:r>
+    </w:p>
+    <w:p>
+      <w:r>
+        <w:t>主要包括：智能生成、应急</w:t>
+      </w:r>
+      <w:proofErr w:type="gramStart"/>
+      <w:r>
+        <w:t>研</w:t>
+      </w:r>
+      <w:proofErr w:type="gramEnd"/>
+      <w:r>
+        <w:t>判、电能管理等功能软件模块。</w:t>
+      </w:r>
+    </w:p>
+    <w:p>
+      <w:pPr>
+        <w:keepNext/>
+        <w:keepLines/>
+        <w:widowControl/>
+        <w:spacing w:after="10" w:line="360" w:lineRule="auto"/>
+        <w:jc w:val="both"/>
+        <w:outlineLvl w:val="2"/>
+        <w:rPr>
+          <w:rFonts w:ascii="Times New Roman" w:eastAsia="宋体" w:hAnsi="Times New Roman" w:cs="宋体"/>
+          <w:b/>
+          <w:bCs/>
+          <w:sz w:val="28"/>
+          <w:szCs w:val="28"/>
+          <w14:ligatures w14:val="none"/>
+        </w:rPr>
+      </w:pPr>
+      <w:r>
+        <w:rPr>
+          <w:rFonts w:ascii="Times New Roman" w:eastAsia="宋体" w:hAnsi="Times New Roman" w:cs="宋体"/>
+          <w:b/>
+          <w:bCs/>
+          <w:sz w:val="28"/>
+          <w:szCs w:val="28"/>
+          <w14:ligatures w14:val="none"/>
+        </w:rPr>
+        <w:t>4</w:t>
+      </w:r>
+      <w:r>
+        <w:rPr>
+          <w:rFonts w:ascii="Times New Roman" w:eastAsia="宋体" w:hAnsi="Times New Roman" w:cs="宋体"/>
+          <w:b/>
+          <w:bCs/>
+          <w:sz w:val="28"/>
+          <w:szCs w:val="28"/>
+          <w14:ligatures w14:val="none"/>
+        </w:rPr>
         <w:t xml:space="preserve">.4.4 </w:t>
       </w:r>
       <w:r>
@@ -1643,94 +1896,41 @@
       </w:pPr>
       <w:r>
         <w:rPr>
-          <w:rFonts w:ascii="Times New Roman" w:eastAsia="宋体" w:hAnsi="Times New Roman" w:cs="Times New Roman"/>
-          <w:kern w:val="0"/>
-          <w:sz w:val="24"/>
-          <w:szCs w:val="28"/>
-          <w14:ligatures w14:val="none"/>
-        </w:rPr>
-        <w:t>4.4.4.</w:t>
-      </w:r>
-      <w:r>
-        <w:rPr>
-          <w:rFonts w:ascii="Times New Roman" w:eastAsia="宋体" w:hAnsi="Times New Roman" w:cs="Times New Roman"/>
-          <w:kern w:val="0"/>
-          <w:sz w:val="24"/>
-          <w:szCs w:val="28"/>
-          <w14:ligatures w14:val="none"/>
-        </w:rPr>
-        <w:t xml:space="preserve">1 </w:t>
-      </w:r>
-      <w:r>
-        <w:t>基于时间-</w:t>
-      </w:r>
-      <w:proofErr w:type="gramStart"/>
-      <w:r>
-        <w:t>事件双</w:t>
-      </w:r>
-      <w:proofErr w:type="gramEnd"/>
-      <w:r>
-        <w:t>驱动的任务快速触发机制</w:t>
-      </w:r>
-    </w:p>
-    <w:p>
-      <w:pPr>
-        <w:pStyle w:val="pdq2pgselectionanchorcontainer"/>
-        <w:rPr>
-          <w:rFonts w:asciiTheme="minorHAnsi" w:eastAsiaTheme="minorEastAsia" w:hAnsiTheme="minorHAnsi"/>
-          <w:kern w:val="2"/>
-          <w:sz w:val="22"/>
-          <w14:ligatures w14:val="standardContextual"/>
-        </w:rPr>
-      </w:pPr>
-      <w:r>
-        <w:rPr>
-          <w:rFonts w:ascii="Times New Roman" w:hAnsi="Times New Roman" w:cs="Times New Roman"/>
-          <w:szCs w:val="28"/>
+          <w:rFonts w:ascii="Times New Roman" w:eastAsia="宋体" w:hAnsi="Times New Roman" w:cs="Times New Roman" w:hint="eastAsia"/>
+          <w:kern w:val="0"/>
+          <w:sz w:val="24"/>
+          <w:szCs w:val="28"/>
+          <w14:ligatures w14:val="none"/>
         </w:rPr>
         <w:t>4</w:t>
       </w:r>
       <w:r>
         <w:rPr>
-          <w:rFonts w:ascii="Times New Roman" w:hAnsi="Times New Roman" w:cs="Times New Roman"/>
-          <w:szCs w:val="28"/>
-        </w:rPr>
-        <w:t>.4.4.1</w:t>
-      </w:r>
-      <w:r>
-        <w:rPr>
-          <w:rFonts w:ascii="Times New Roman" w:hAnsi="Times New Roman" w:cs="Times New Roman"/>
-          <w:szCs w:val="28"/>
-        </w:rPr>
-        <w:t xml:space="preserve"> </w:t>
-      </w:r>
-      <w:r>
-        <w:rPr>
-          <w:rFonts w:asciiTheme="minorHAnsi" w:eastAsiaTheme="minorEastAsia" w:hAnsiTheme="minorHAnsi"/>
-          <w:bCs/>
-          <w:kern w:val="2"/>
-          <w:sz w:val="22"/>
-          <w14:ligatures w14:val="standardContextual"/>
-        </w:rPr>
-        <w:t>基于多因素融合的任务动态优先级</w:t>
-      </w:r>
-      <w:r>
-        <w:rPr>
-          <w:rFonts w:asciiTheme="minorHAnsi" w:eastAsiaTheme="minorEastAsia" w:hAnsiTheme="minorHAnsi" w:hint="eastAsia"/>
-          <w:bCs/>
-          <w:kern w:val="2"/>
-          <w:sz w:val="22"/>
-          <w14:ligatures w14:val="standardContextual"/>
-        </w:rPr>
-        <w:t>排序</w:t>
-      </w:r>
-      <w:r>
-        <w:rPr>
-          <w:rFonts w:asciiTheme="minorHAnsi" w:eastAsiaTheme="minorEastAsia" w:hAnsiTheme="minorHAnsi"/>
-          <w:bCs/>
-          <w:kern w:val="2"/>
-          <w:sz w:val="22"/>
-          <w14:ligatures w14:val="standardContextual"/>
+          <w:rFonts w:ascii="Times New Roman" w:eastAsia="宋体" w:hAnsi="Times New Roman" w:cs="Times New Roman"/>
+          <w:kern w:val="0"/>
+          <w:sz w:val="24"/>
+          <w:szCs w:val="28"/>
+          <w14:ligatures w14:val="none"/>
+        </w:rPr>
+        <w:t xml:space="preserve">.4.4.1 </w:t>
+      </w:r>
+      <w:r>
+        <w:rPr>
+          <w:rFonts w:ascii="Times New Roman" w:eastAsia="宋体" w:hAnsi="Times New Roman" w:cs="Times New Roman" w:hint="eastAsia"/>
+          <w:kern w:val="0"/>
+          <w:sz w:val="24"/>
+          <w:szCs w:val="28"/>
+          <w14:ligatures w14:val="none"/>
+        </w:rPr>
+        <w:t>基于异构并行加速的电网应急现场数据快速处理</w:t>
+      </w:r>
+      <w:r>
+        <w:rPr>
+          <w:rFonts w:ascii="Times New Roman" w:eastAsia="宋体" w:hAnsi="Times New Roman" w:cs="Times New Roman" w:hint="eastAsia"/>
+          <w:kern w:val="0"/>
+          <w:sz w:val="24"/>
+          <w:szCs w:val="28"/>
+          <w14:ligatures w14:val="none"/>
         </w:rPr>
         <w:t>方法</w:t>
       </w:r>
@@ -1741,36 +1941,74 @@
         <w:spacing w:after="0" w:line="360" w:lineRule="auto"/>
         <w:outlineLvl w:val="3"/>
         <w:rPr>
-          <w:rFonts w:cs="宋体"/>
-          <w:bCs/>
-        </w:rPr>
-      </w:pPr>
-      <w:r>
-        <w:rPr>
-          <w:rFonts w:ascii="Times New Roman" w:eastAsia="宋体" w:hAnsi="Times New Roman" w:cs="Times New Roman"/>
-          <w:kern w:val="0"/>
-          <w:sz w:val="24"/>
-          <w:szCs w:val="28"/>
-          <w14:ligatures w14:val="none"/>
-        </w:rPr>
-        <w:t>4</w:t>
-      </w:r>
-      <w:r>
-        <w:rPr>
-          <w:rFonts w:ascii="Times New Roman" w:eastAsia="宋体" w:hAnsi="Times New Roman" w:cs="Times New Roman"/>
-          <w:kern w:val="0"/>
-          <w:sz w:val="24"/>
-          <w:szCs w:val="28"/>
-          <w14:ligatures w14:val="none"/>
-        </w:rPr>
-        <w:t xml:space="preserve">.4.4.2 </w:t>
-      </w:r>
-      <w:r>
-        <w:rPr>
-          <w:rFonts w:cs="宋体"/>
-          <w:bCs/>
-        </w:rPr>
-        <w:t>多任务并发条件下单兵装置计算与能源资源协同调度方法</w:t>
+          <w:rFonts w:ascii="Times New Roman" w:eastAsia="宋体" w:hAnsi="Times New Roman" w:cs="Times New Roman"/>
+          <w:kern w:val="0"/>
+          <w:sz w:val="24"/>
+          <w:szCs w:val="28"/>
+          <w14:ligatures w14:val="none"/>
+        </w:rPr>
+      </w:pPr>
+      <w:r>
+        <w:rPr>
+          <w:rFonts w:ascii="Times New Roman" w:eastAsia="宋体" w:hAnsi="Times New Roman" w:cs="Times New Roman"/>
+          <w:kern w:val="0"/>
+          <w:sz w:val="24"/>
+          <w:szCs w:val="28"/>
+          <w14:ligatures w14:val="none"/>
+        </w:rPr>
+        <w:t>4.4.4.</w:t>
+      </w:r>
+      <w:r>
+        <w:rPr>
+          <w:rFonts w:ascii="Times New Roman" w:eastAsia="宋体" w:hAnsi="Times New Roman" w:cs="Times New Roman"/>
+          <w:kern w:val="0"/>
+          <w:sz w:val="24"/>
+          <w:szCs w:val="28"/>
+          <w14:ligatures w14:val="none"/>
+        </w:rPr>
+        <w:t xml:space="preserve">1 </w:t>
+      </w:r>
+      <w:r>
+        <w:rPr>
+          <w:rFonts w:ascii="Times New Roman" w:eastAsia="宋体" w:hAnsi="Times New Roman" w:cs="Times New Roman"/>
+          <w:kern w:val="0"/>
+          <w:sz w:val="24"/>
+          <w:szCs w:val="28"/>
+          <w14:ligatures w14:val="none"/>
+        </w:rPr>
+        <w:t>基于时间</w:t>
+      </w:r>
+      <w:r>
+        <w:rPr>
+          <w:rFonts w:ascii="Times New Roman" w:eastAsia="宋体" w:hAnsi="Times New Roman" w:cs="Times New Roman"/>
+          <w:kern w:val="0"/>
+          <w:sz w:val="24"/>
+          <w:szCs w:val="28"/>
+          <w14:ligatures w14:val="none"/>
+        </w:rPr>
+        <w:t>-</w:t>
+      </w:r>
+      <w:proofErr w:type="gramStart"/>
+      <w:r>
+        <w:rPr>
+          <w:rFonts w:ascii="Times New Roman" w:eastAsia="宋体" w:hAnsi="Times New Roman" w:cs="Times New Roman"/>
+          <w:kern w:val="0"/>
+          <w:sz w:val="24"/>
+          <w:szCs w:val="28"/>
+          <w14:ligatures w14:val="none"/>
+        </w:rPr>
+        <w:t>事件双</w:t>
+      </w:r>
+      <w:proofErr w:type="gramEnd"/>
+      <w:r>
+        <w:rPr>
+          <w:rFonts w:ascii="Times New Roman" w:eastAsia="宋体" w:hAnsi="Times New Roman" w:cs="Times New Roman"/>
+          <w:kern w:val="0"/>
+          <w:sz w:val="24"/>
+          <w:szCs w:val="28"/>
+          <w14:ligatures w14:val="none"/>
+        </w:rPr>
+        <w:t>驱动的任务快速触发机制</w:t>
       </w:r>
     </w:p>
     <w:p>
@@ -1786,6 +2024,46 @@
           <w14:ligatures w14:val="none"/>
         </w:rPr>
       </w:pPr>
+      <w:r>
+        <w:rPr>
+          <w:rFonts w:ascii="Times New Roman" w:eastAsia="宋体" w:hAnsi="Times New Roman" w:cs="Times New Roman"/>
+          <w:kern w:val="0"/>
+          <w:sz w:val="24"/>
+          <w:szCs w:val="28"/>
+          <w14:ligatures w14:val="none"/>
+        </w:rPr>
+        <w:t>4</w:t>
+      </w:r>
+      <w:r>
+        <w:rPr>
+          <w:rFonts w:ascii="Times New Roman" w:eastAsia="宋体" w:hAnsi="Times New Roman" w:cs="Times New Roman"/>
+          <w:kern w:val="0"/>
+          <w:sz w:val="24"/>
+          <w:szCs w:val="28"/>
+          <w14:ligatures w14:val="none"/>
+        </w:rPr>
+        <w:t xml:space="preserve">.4.4.2 </w:t>
+      </w:r>
+      <w:r>
+        <w:rPr>
+          <w:rFonts w:ascii="Times New Roman" w:eastAsia="宋体" w:hAnsi="Times New Roman" w:cs="Times New Roman" w:hint="eastAsia"/>
+          <w:kern w:val="0"/>
+          <w:sz w:val="24"/>
+          <w:szCs w:val="28"/>
+          <w14:ligatures w14:val="none"/>
+        </w:rPr>
+        <w:t>基于</w:t>
+      </w:r>
+      <w:r>
+        <w:rPr>
+          <w:rFonts w:ascii="Times New Roman" w:eastAsia="宋体" w:hAnsi="Times New Roman" w:cs="Times New Roman"/>
+          <w:kern w:val="0"/>
+          <w:sz w:val="24"/>
+          <w:szCs w:val="28"/>
+          <w14:ligatures w14:val="none"/>
+        </w:rPr>
+        <w:t>优先级驱动的动态资源协同调度技术</w:t>
+      </w:r>
     </w:p>
     <w:p>
       <w:pPr>
@@ -1793,15 +2071,24 @@
         <w:spacing w:after="0" w:line="360" w:lineRule="auto"/>
         <w:outlineLvl w:val="3"/>
         <w:rPr>
-          <w:rFonts w:ascii="Times New Roman" w:eastAsia="宋体" w:hAnsi="Times New Roman" w:cs="Times New Roman"/>
-          <w:kern w:val="0"/>
-          <w:sz w:val="24"/>
-          <w:szCs w:val="28"/>
-          <w14:ligatures w14:val="none"/>
-        </w:rPr>
-      </w:pPr>
-      <w:bookmarkStart w:id="0" w:name="_GoBack"/>
-      <w:bookmarkEnd w:id="0"/>
+          <w:rFonts w:cs="宋体"/>
+          <w:bCs/>
+        </w:rPr>
+      </w:pPr>
+      <w:r>
+        <w:rPr>
+          <w:rFonts w:cs="宋体" w:hint="eastAsia"/>
+          <w:bCs/>
+        </w:rPr>
+        <w:t>异构并行加速、</w:t>
+      </w:r>
+      <w:r>
+        <w:rPr>
+          <w:rFonts w:cs="宋体" w:hint="eastAsia"/>
+          <w:bCs/>
+        </w:rPr>
+        <w:t>实时调度与资源隔离（抢占式优先级调度、）</w:t>
+      </w:r>
     </w:p>
     <w:p>
       <w:pPr>
@@ -2013,17 +2300,497 @@
     </w:p>
     <w:p>
       <w:pPr>
-        <w:widowControl/>
-        <w:spacing w:after="0" w:line="360" w:lineRule="auto"/>
-        <w:outlineLvl w:val="3"/>
-        <w:rPr>
-          <w:rFonts w:ascii="Times New Roman" w:eastAsia="宋体" w:hAnsi="Times New Roman" w:cs="Times New Roman"/>
-          <w:kern w:val="0"/>
-          <w:sz w:val="24"/>
-          <w:szCs w:val="28"/>
-          <w14:ligatures w14:val="none"/>
-        </w:rPr>
-      </w:pPr>
+        <w:spacing w:line="288" w:lineRule="auto"/>
+        <w:rPr>
+          <w:rFonts w:ascii="仿宋_GB2312" w:eastAsia="仿宋_GB2312"/>
+          <w:sz w:val="28"/>
+          <w:szCs w:val="28"/>
+        </w:rPr>
+      </w:pPr>
+    </w:p>
+    <w:p>
+      <w:pPr>
+        <w:spacing w:line="288" w:lineRule="auto"/>
+        <w:rPr>
+          <w:rFonts w:ascii="仿宋_GB2312" w:eastAsia="仿宋_GB2312"/>
+          <w:sz w:val="28"/>
+          <w:szCs w:val="28"/>
+        </w:rPr>
+      </w:pPr>
+      <w:r>
+        <w:rPr>
+          <w:rFonts w:ascii="仿宋_GB2312" w:eastAsia="仿宋_GB2312" w:hint="eastAsia"/>
+          <w:sz w:val="28"/>
+          <w:szCs w:val="28"/>
+        </w:rPr>
+        <w:t>开机自检</w:t>
+      </w:r>
+      <w:r>
+        <w:rPr>
+          <w:rFonts w:ascii="仿宋_GB2312" w:eastAsia="仿宋_GB2312" w:hint="eastAsia"/>
+          <w:sz w:val="28"/>
+          <w:szCs w:val="28"/>
+        </w:rPr>
+        <w:t>流程</w:t>
+      </w:r>
+      <w:r>
+        <w:rPr>
+          <w:rFonts w:ascii="仿宋_GB2312" w:eastAsia="仿宋_GB2312" w:hint="eastAsia"/>
+          <w:sz w:val="28"/>
+          <w:szCs w:val="28"/>
+        </w:rPr>
+        <w:t>(三级</w:t>
+      </w:r>
+      <w:r>
+        <w:rPr>
+          <w:rFonts w:ascii="仿宋_GB2312" w:eastAsia="仿宋_GB2312"/>
+          <w:sz w:val="28"/>
+          <w:szCs w:val="28"/>
+        </w:rPr>
+        <w:t>)</w:t>
+      </w:r>
+      <w:r>
+        <w:rPr>
+          <w:rFonts w:ascii="仿宋_GB2312" w:eastAsia="仿宋_GB2312" w:hint="eastAsia"/>
+          <w:sz w:val="28"/>
+          <w:szCs w:val="28"/>
+        </w:rPr>
+        <w:t>：</w:t>
+      </w:r>
+    </w:p>
+    <w:p>
+      <w:pPr>
+        <w:spacing w:line="288" w:lineRule="auto"/>
+        <w:rPr>
+          <w:rFonts w:ascii="仿宋_GB2312" w:eastAsia="仿宋_GB2312"/>
+          <w:sz w:val="28"/>
+          <w:szCs w:val="28"/>
+        </w:rPr>
+      </w:pPr>
+      <w:r>
+        <w:rPr>
+          <w:rFonts w:ascii="仿宋_GB2312" w:eastAsia="仿宋_GB2312" w:hint="eastAsia"/>
+          <w:sz w:val="28"/>
+          <w:szCs w:val="28"/>
+        </w:rPr>
+        <w:t>硬件级：电源监控芯片+外部看门狗</w:t>
+      </w:r>
+      <w:r>
+        <w:rPr>
+          <w:rFonts w:ascii="仿宋_GB2312" w:eastAsia="仿宋_GB2312" w:hint="eastAsia"/>
+          <w:sz w:val="28"/>
+          <w:szCs w:val="28"/>
+        </w:rPr>
+        <w:t>对供电情况以及核心启动情况进行监测</w:t>
+      </w:r>
+      <w:r>
+        <w:rPr>
+          <w:rFonts w:ascii="仿宋_GB2312" w:eastAsia="仿宋_GB2312" w:hint="eastAsia"/>
+          <w:sz w:val="28"/>
+          <w:szCs w:val="28"/>
+        </w:rPr>
+        <w:t>+</w:t>
+      </w:r>
+      <w:r>
+        <w:rPr>
+          <w:rFonts w:ascii="仿宋_GB2312" w:eastAsia="仿宋_GB2312"/>
+          <w:sz w:val="28"/>
+          <w:szCs w:val="28"/>
+        </w:rPr>
+        <w:t>RC</w:t>
+      </w:r>
+      <w:r>
+        <w:rPr>
+          <w:rFonts w:ascii="仿宋_GB2312" w:eastAsia="仿宋_GB2312" w:hint="eastAsia"/>
+          <w:sz w:val="28"/>
+          <w:szCs w:val="28"/>
+        </w:rPr>
+        <w:t>振荡器实现时钟/晶振起</w:t>
+      </w:r>
+      <w:proofErr w:type="gramStart"/>
+      <w:r>
+        <w:rPr>
+          <w:rFonts w:ascii="仿宋_GB2312" w:eastAsia="仿宋_GB2312" w:hint="eastAsia"/>
+          <w:sz w:val="28"/>
+          <w:szCs w:val="28"/>
+        </w:rPr>
+        <w:t>振</w:t>
+      </w:r>
+      <w:proofErr w:type="gramEnd"/>
+      <w:r>
+        <w:rPr>
+          <w:rFonts w:ascii="仿宋_GB2312" w:eastAsia="仿宋_GB2312" w:hint="eastAsia"/>
+          <w:sz w:val="28"/>
+          <w:szCs w:val="28"/>
+        </w:rPr>
+        <w:t>检测</w:t>
+      </w:r>
+      <w:r>
+        <w:rPr>
+          <w:rFonts w:ascii="仿宋_GB2312" w:eastAsia="仿宋_GB2312" w:hint="eastAsia"/>
+          <w:sz w:val="28"/>
+          <w:szCs w:val="28"/>
+        </w:rPr>
+        <w:t>。</w:t>
+      </w:r>
+    </w:p>
+    <w:p>
+      <w:pPr>
+        <w:spacing w:line="288" w:lineRule="auto"/>
+        <w:rPr>
+          <w:rFonts w:ascii="仿宋_GB2312" w:eastAsia="仿宋_GB2312"/>
+          <w:sz w:val="28"/>
+          <w:szCs w:val="28"/>
+        </w:rPr>
+      </w:pPr>
+      <w:r>
+        <w:rPr>
+          <w:rFonts w:ascii="仿宋_GB2312" w:eastAsia="仿宋_GB2312" w:hint="eastAsia"/>
+          <w:sz w:val="28"/>
+          <w:szCs w:val="28"/>
+        </w:rPr>
+        <w:t>Boot</w:t>
+      </w:r>
+      <w:r>
+        <w:rPr>
+          <w:rFonts w:ascii="仿宋_GB2312" w:eastAsia="仿宋_GB2312"/>
+          <w:sz w:val="28"/>
+          <w:szCs w:val="28"/>
+        </w:rPr>
+        <w:t>loader</w:t>
+      </w:r>
+      <w:r>
+        <w:rPr>
+          <w:rFonts w:ascii="仿宋_GB2312" w:eastAsia="仿宋_GB2312" w:hint="eastAsia"/>
+          <w:sz w:val="28"/>
+          <w:szCs w:val="28"/>
+        </w:rPr>
+        <w:t>（就是引导代码）</w:t>
+      </w:r>
+      <w:r>
+        <w:rPr>
+          <w:rFonts w:ascii="仿宋_GB2312" w:eastAsia="仿宋_GB2312" w:hint="eastAsia"/>
+          <w:sz w:val="28"/>
+          <w:szCs w:val="28"/>
+        </w:rPr>
+        <w:t>级：通用寄存器读写</w:t>
+      </w:r>
+      <w:r>
+        <w:rPr>
+          <w:rFonts w:ascii="仿宋_GB2312" w:eastAsia="仿宋_GB2312"/>
+          <w:sz w:val="28"/>
+          <w:szCs w:val="28"/>
+        </w:rPr>
+        <w:t>(CPU)</w:t>
+      </w:r>
+      <w:r>
+        <w:rPr>
+          <w:rFonts w:ascii="仿宋_GB2312" w:eastAsia="仿宋_GB2312" w:hint="eastAsia"/>
+          <w:sz w:val="28"/>
+          <w:szCs w:val="28"/>
+        </w:rPr>
+        <w:t xml:space="preserve"> </w:t>
+      </w:r>
+      <w:r>
+        <w:rPr>
+          <w:rFonts w:ascii="仿宋_GB2312" w:eastAsia="仿宋_GB2312"/>
+          <w:sz w:val="28"/>
+          <w:szCs w:val="28"/>
+        </w:rPr>
+        <w:t xml:space="preserve">+ </w:t>
+      </w:r>
+      <w:r>
+        <w:rPr>
+          <w:rFonts w:ascii="仿宋_GB2312" w:eastAsia="仿宋_GB2312" w:hint="eastAsia"/>
+          <w:sz w:val="28"/>
+          <w:szCs w:val="28"/>
+        </w:rPr>
+        <w:t>片内</w:t>
+      </w:r>
+      <w:r>
+        <w:rPr>
+          <w:rFonts w:ascii="仿宋_GB2312" w:eastAsia="仿宋_GB2312" w:hint="eastAsia"/>
+          <w:sz w:val="28"/>
+          <w:szCs w:val="28"/>
+        </w:rPr>
+        <w:t>R</w:t>
+      </w:r>
+      <w:r>
+        <w:rPr>
+          <w:rFonts w:ascii="仿宋_GB2312" w:eastAsia="仿宋_GB2312"/>
+          <w:sz w:val="28"/>
+          <w:szCs w:val="28"/>
+        </w:rPr>
+        <w:t>AM</w:t>
+      </w:r>
+      <w:r>
+        <w:rPr>
+          <w:rFonts w:ascii="仿宋_GB2312" w:eastAsia="仿宋_GB2312" w:hint="eastAsia"/>
+          <w:sz w:val="28"/>
+          <w:szCs w:val="28"/>
+        </w:rPr>
+        <w:t>图案测试(</w:t>
+      </w:r>
+      <w:r>
+        <w:rPr>
+          <w:rFonts w:ascii="仿宋_GB2312" w:eastAsia="仿宋_GB2312" w:hint="eastAsia"/>
+          <w:sz w:val="28"/>
+          <w:szCs w:val="28"/>
+        </w:rPr>
+        <w:t>内存</w:t>
+      </w:r>
+      <w:r>
+        <w:rPr>
+          <w:rFonts w:ascii="仿宋_GB2312" w:eastAsia="仿宋_GB2312"/>
+          <w:sz w:val="28"/>
+          <w:szCs w:val="28"/>
+        </w:rPr>
+        <w:t>)</w:t>
+      </w:r>
+      <w:r>
+        <w:rPr>
+          <w:rFonts w:ascii="仿宋_GB2312" w:eastAsia="仿宋_GB2312" w:hint="eastAsia"/>
+          <w:sz w:val="28"/>
+          <w:szCs w:val="28"/>
+        </w:rPr>
+        <w:t xml:space="preserve"> </w:t>
+      </w:r>
+      <w:r>
+        <w:rPr>
+          <w:rFonts w:ascii="仿宋_GB2312" w:eastAsia="仿宋_GB2312"/>
+          <w:sz w:val="28"/>
+          <w:szCs w:val="28"/>
+        </w:rPr>
+        <w:t>+</w:t>
+      </w:r>
+      <w:r>
+        <w:rPr>
+          <w:rFonts w:ascii="仿宋_GB2312" w:eastAsia="仿宋_GB2312" w:hint="eastAsia"/>
+          <w:sz w:val="28"/>
+          <w:szCs w:val="28"/>
+        </w:rPr>
+        <w:t>内部固件C</w:t>
+      </w:r>
+      <w:r>
+        <w:rPr>
+          <w:rFonts w:ascii="仿宋_GB2312" w:eastAsia="仿宋_GB2312"/>
+          <w:sz w:val="28"/>
+          <w:szCs w:val="28"/>
+        </w:rPr>
+        <w:t>RC</w:t>
+      </w:r>
+      <w:r>
+        <w:rPr>
+          <w:rFonts w:ascii="仿宋_GB2312" w:eastAsia="仿宋_GB2312" w:hint="eastAsia"/>
+          <w:sz w:val="28"/>
+          <w:szCs w:val="28"/>
+        </w:rPr>
+        <w:t>完整性校验</w:t>
+      </w:r>
+      <w:r>
+        <w:rPr>
+          <w:rFonts w:ascii="仿宋_GB2312" w:eastAsia="仿宋_GB2312" w:hint="eastAsia"/>
+          <w:sz w:val="28"/>
+          <w:szCs w:val="28"/>
+        </w:rPr>
+        <w:t>（引导代码没坏）</w:t>
+      </w:r>
+      <w:r>
+        <w:rPr>
+          <w:rFonts w:ascii="仿宋_GB2312" w:eastAsia="仿宋_GB2312" w:hint="eastAsia"/>
+          <w:sz w:val="28"/>
+          <w:szCs w:val="28"/>
+        </w:rPr>
+        <w:t>、</w:t>
+      </w:r>
+      <w:r>
+        <w:rPr>
+          <w:rFonts w:ascii="仿宋_GB2312" w:eastAsia="仿宋_GB2312" w:hint="eastAsia"/>
+          <w:sz w:val="28"/>
+          <w:szCs w:val="28"/>
+        </w:rPr>
+        <w:t>D</w:t>
+      </w:r>
+      <w:r>
+        <w:rPr>
+          <w:rFonts w:ascii="仿宋_GB2312" w:eastAsia="仿宋_GB2312"/>
+          <w:sz w:val="28"/>
+          <w:szCs w:val="28"/>
+        </w:rPr>
+        <w:t>RAM</w:t>
+      </w:r>
+      <w:r>
+        <w:rPr>
+          <w:rFonts w:ascii="仿宋_GB2312" w:eastAsia="仿宋_GB2312" w:hint="eastAsia"/>
+          <w:sz w:val="28"/>
+          <w:szCs w:val="28"/>
+        </w:rPr>
+        <w:t>初始化（S</w:t>
+      </w:r>
+      <w:r>
+        <w:rPr>
+          <w:rFonts w:ascii="仿宋_GB2312" w:eastAsia="仿宋_GB2312"/>
+          <w:sz w:val="28"/>
+          <w:szCs w:val="28"/>
+        </w:rPr>
+        <w:t>DK</w:t>
+      </w:r>
+      <w:r>
+        <w:rPr>
+          <w:rFonts w:ascii="仿宋_GB2312" w:eastAsia="仿宋_GB2312" w:hint="eastAsia"/>
+          <w:sz w:val="28"/>
+          <w:szCs w:val="28"/>
+        </w:rPr>
+        <w:t>调用现成函数</w:t>
+      </w:r>
+      <w:r>
+        <w:rPr>
+          <w:rFonts w:ascii="仿宋_GB2312" w:eastAsia="仿宋_GB2312" w:hint="eastAsia"/>
+          <w:sz w:val="28"/>
+          <w:szCs w:val="28"/>
+        </w:rPr>
+        <w:t>，检查返回值</w:t>
+      </w:r>
+      <w:r>
+        <w:rPr>
+          <w:rFonts w:ascii="仿宋_GB2312" w:eastAsia="仿宋_GB2312" w:hint="eastAsia"/>
+          <w:sz w:val="28"/>
+          <w:szCs w:val="28"/>
+        </w:rPr>
+        <w:t>）、</w:t>
+      </w:r>
+      <w:r>
+        <w:rPr>
+          <w:rFonts w:ascii="仿宋_GB2312" w:eastAsia="仿宋_GB2312"/>
+          <w:sz w:val="28"/>
+          <w:szCs w:val="28"/>
+        </w:rPr>
+        <w:t>eMMC/UFS初始化</w:t>
+      </w:r>
+      <w:r>
+        <w:rPr>
+          <w:rFonts w:ascii="仿宋_GB2312" w:eastAsia="仿宋_GB2312" w:hint="eastAsia"/>
+          <w:sz w:val="28"/>
+          <w:szCs w:val="28"/>
+        </w:rPr>
+        <w:t>（S</w:t>
+      </w:r>
+      <w:r>
+        <w:rPr>
+          <w:rFonts w:ascii="仿宋_GB2312" w:eastAsia="仿宋_GB2312"/>
+          <w:sz w:val="28"/>
+          <w:szCs w:val="28"/>
+        </w:rPr>
+        <w:t>DK</w:t>
+      </w:r>
+      <w:r>
+        <w:rPr>
+          <w:rFonts w:ascii="仿宋_GB2312" w:eastAsia="仿宋_GB2312" w:hint="eastAsia"/>
+          <w:sz w:val="28"/>
+          <w:szCs w:val="28"/>
+        </w:rPr>
+        <w:t>调用现成函数，检查返回值）</w:t>
+      </w:r>
+      <w:r>
+        <w:rPr>
+          <w:rFonts w:ascii="仿宋_GB2312" w:eastAsia="仿宋_GB2312" w:hint="eastAsia"/>
+          <w:sz w:val="28"/>
+          <w:szCs w:val="28"/>
+        </w:rPr>
+        <w:t>、模</w:t>
+      </w:r>
+    </w:p>
+    <w:p>
+      <w:pPr>
+        <w:spacing w:line="288" w:lineRule="auto"/>
+        <w:rPr>
+          <w:rFonts w:ascii="仿宋_GB2312" w:eastAsia="仿宋_GB2312"/>
+          <w:sz w:val="28"/>
+          <w:szCs w:val="28"/>
+        </w:rPr>
+      </w:pPr>
+      <w:r>
+        <w:rPr>
+          <w:rFonts w:ascii="仿宋_GB2312" w:eastAsia="仿宋_GB2312" w:hint="eastAsia"/>
+          <w:sz w:val="28"/>
+          <w:szCs w:val="28"/>
+        </w:rPr>
+        <w:t>应用级</w:t>
+      </w:r>
+      <w:r>
+        <w:rPr>
+          <w:rFonts w:ascii="仿宋_GB2312" w:eastAsia="仿宋_GB2312" w:hint="eastAsia"/>
+          <w:sz w:val="28"/>
+          <w:szCs w:val="28"/>
+        </w:rPr>
+        <w:t>自检：</w:t>
+      </w:r>
+      <w:r>
+        <w:rPr>
+          <w:rFonts w:ascii="仿宋_GB2312" w:eastAsia="仿宋_GB2312" w:hint="eastAsia"/>
+          <w:sz w:val="28"/>
+          <w:szCs w:val="28"/>
+        </w:rPr>
+        <w:t>型文件存在性检测（确定文件名存在、大小正确）</w:t>
+      </w:r>
+    </w:p>
+    <w:p>
+      <w:pPr>
+        <w:spacing w:line="288" w:lineRule="auto"/>
+        <w:rPr>
+          <w:rFonts w:ascii="仿宋_GB2312" w:eastAsia="仿宋_GB2312"/>
+          <w:sz w:val="28"/>
+          <w:szCs w:val="28"/>
+        </w:rPr>
+      </w:pPr>
+      <w:r>
+        <w:rPr>
+          <w:rFonts w:ascii="仿宋_GB2312" w:eastAsia="仿宋_GB2312" w:hint="eastAsia"/>
+          <w:sz w:val="28"/>
+          <w:szCs w:val="28"/>
+        </w:rPr>
+        <w:t>、</w:t>
+      </w:r>
+      <w:r>
+        <w:rPr>
+          <w:rFonts w:ascii="仿宋_GB2312" w:eastAsia="仿宋_GB2312" w:hint="eastAsia"/>
+          <w:sz w:val="28"/>
+          <w:szCs w:val="28"/>
+        </w:rPr>
+        <w:t>传感器</w:t>
+      </w:r>
+      <w:r>
+        <w:rPr>
+          <w:rFonts w:ascii="仿宋_GB2312" w:eastAsia="仿宋_GB2312" w:hint="eastAsia"/>
+          <w:sz w:val="28"/>
+          <w:szCs w:val="28"/>
+        </w:rPr>
+        <w:t>模块</w:t>
+      </w:r>
+      <w:r>
+        <w:rPr>
+          <w:rFonts w:ascii="仿宋_GB2312" w:eastAsia="仿宋_GB2312" w:hint="eastAsia"/>
+          <w:sz w:val="28"/>
+          <w:szCs w:val="28"/>
+        </w:rPr>
+        <w:t>、</w:t>
+      </w:r>
+      <w:r>
+        <w:rPr>
+          <w:rFonts w:ascii="仿宋_GB2312" w:eastAsia="仿宋_GB2312" w:hint="eastAsia"/>
+          <w:sz w:val="28"/>
+          <w:szCs w:val="28"/>
+        </w:rPr>
+        <w:t>通信模块、</w:t>
+      </w:r>
+      <w:r>
+        <w:rPr>
+          <w:rFonts w:ascii="仿宋_GB2312" w:eastAsia="仿宋_GB2312" w:hint="eastAsia"/>
+          <w:sz w:val="28"/>
+          <w:szCs w:val="28"/>
+        </w:rPr>
+        <w:t>人机交互</w:t>
+      </w:r>
     </w:p>
     <w:sectPr>
       <w:headerReference w:type="even" r:id="rId7"/>
@@ -2315,23 +3082,7 @@
         <w:b/>
         <w:bCs/>
       </w:rPr>
-      <w:t>湖南大学</w:t>
-    </w:r>
-    <w:r>
-      <w:rPr>
-        <w:rFonts w:hint="eastAsia"/>
-        <w:b/>
-        <w:bCs/>
-      </w:rPr>
-      <w:t>_</w:t>
-    </w:r>
-    <w:r>
-      <w:rPr>
-        <w:rFonts w:hint="eastAsia"/>
-        <w:b/>
-        <w:bCs/>
-      </w:rPr>
-      <w:t>投标文件</w:t>
+      <w:t>湖南大学_投标文件</w:t>
     </w:r>
   </w:p>
 </w:hdr>
